--- a/Plantillas/mexico/cesion_fisica_a_moral_mx.docx
+++ b/Plantillas/mexico/cesion_fisica_a_moral_mx.docx
@@ -1,6 +1,6 @@
 
 <file path=word/document.xml><?xml version="1.0" encoding="utf-8"?>
-<w:document xmlns:wpc="http://schemas.microsoft.com/office/word/2010/wordprocessingCanvas" xmlns:cx="http://schemas.microsoft.com/office/drawing/2014/chartex" xmlns:cx1="http://schemas.microsoft.com/office/drawing/2015/9/8/chartex" xmlns:cx2="http://schemas.microsoft.com/office/drawing/2015/10/21/chartex" xmlns:cx3="http://schemas.microsoft.com/office/drawing/2016/5/9/chartex" xmlns:cx4="http://schemas.microsoft.com/office/drawing/2016/5/10/chartex" xmlns:cx5="http://schemas.microsoft.com/office/drawing/2016/5/11/chartex" xmlns:cx6="http://schemas.microsoft.com/office/drawing/2016/5/12/chartex" xmlns:cx7="http://schemas.microsoft.com/office/drawing/2016/5/13/chartex" xmlns:cx8="http://schemas.microsoft.com/office/drawing/2016/5/14/chartex" xmlns:mc="http://schemas.openxmlformats.org/markup-compatibility/2006" xmlns:aink="http://schemas.microsoft.com/office/drawing/2016/ink" xmlns:am3d="http://schemas.microsoft.com/office/drawing/2017/model3d" xmlns:o="urn:schemas-microsoft-com:office:office" xmlns:oel="http://schemas.microsoft.com/office/2019/extlst" xmlns:r="http://schemas.openxmlformats.org/officeDocument/2006/relationships" xmlns:m="http://schemas.openxmlformats.org/officeDocument/2006/math" xmlns:v="urn:schemas-microsoft-com:vml" xmlns:wp14="http://schemas.microsoft.com/office/word/2010/wordprocessingDrawing" xmlns:wp="http://schemas.openxmlformats.org/drawingml/2006/wordprocessingDrawing" xmlns:w10="urn:schemas-microsoft-com:office:word" xmlns:w="http://schemas.openxmlformats.org/wordprocessingml/2006/main" xmlns:w14="http://schemas.microsoft.com/office/word/2010/wordml" xmlns:w15="http://schemas.microsoft.com/office/word/2012/wordml" xmlns:w16cex="http://schemas.microsoft.com/office/word/2018/wordml/cex" xmlns:w16cid="http://schemas.microsoft.com/office/word/2016/wordml/cid" xmlns:w16="http://schemas.microsoft.com/office/word/2018/wordml" xmlns:w16sdtdh="http://schemas.microsoft.com/office/word/2020/wordml/sdtdatahash" xmlns:w16se="http://schemas.microsoft.com/office/word/2015/wordml/symex" xmlns:wpg="http://schemas.microsoft.com/office/word/2010/wordprocessingGroup" xmlns:wpi="http://schemas.microsoft.com/office/word/2010/wordprocessingInk" xmlns:wne="http://schemas.microsoft.com/office/word/2006/wordml" xmlns:wps="http://schemas.microsoft.com/office/word/2010/wordprocessingShape" mc:Ignorable="w14 w15 w16se w16cid w16 w16cex w16sdtdh wp14">
+<w:document xmlns:wpc="http://schemas.microsoft.com/office/word/2010/wordprocessingCanvas" xmlns:cx="http://schemas.microsoft.com/office/drawing/2014/chartex" xmlns:cx1="http://schemas.microsoft.com/office/drawing/2015/9/8/chartex" xmlns:cx2="http://schemas.microsoft.com/office/drawing/2015/10/21/chartex" xmlns:cx3="http://schemas.microsoft.com/office/drawing/2016/5/9/chartex" xmlns:cx4="http://schemas.microsoft.com/office/drawing/2016/5/10/chartex" xmlns:cx5="http://schemas.microsoft.com/office/drawing/2016/5/11/chartex" xmlns:cx6="http://schemas.microsoft.com/office/drawing/2016/5/12/chartex" xmlns:cx7="http://schemas.microsoft.com/office/drawing/2016/5/13/chartex" xmlns:cx8="http://schemas.microsoft.com/office/drawing/2016/5/14/chartex" xmlns:mc="http://schemas.openxmlformats.org/markup-compatibility/2006" xmlns:aink="http://schemas.microsoft.com/office/drawing/2016/ink" xmlns:am3d="http://schemas.microsoft.com/office/drawing/2017/model3d" xmlns:o="urn:schemas-microsoft-com:office:office" xmlns:oel="http://schemas.microsoft.com/office/2019/extlst" xmlns:r="http://schemas.openxmlformats.org/officeDocument/2006/relationships" xmlns:m="http://schemas.openxmlformats.org/officeDocument/2006/math" xmlns:v="urn:schemas-microsoft-com:vml" xmlns:wp14="http://schemas.microsoft.com/office/word/2010/wordprocessingDrawing" xmlns:wp="http://schemas.openxmlformats.org/drawingml/2006/wordprocessingDrawing" xmlns:w10="urn:schemas-microsoft-com:office:word" xmlns:w="http://schemas.openxmlformats.org/wordprocessingml/2006/main" xmlns:w14="http://schemas.microsoft.com/office/word/2010/wordml" xmlns:w15="http://schemas.microsoft.com/office/word/2012/wordml" xmlns:w16cex="http://schemas.microsoft.com/office/word/2018/wordml/cex" xmlns:w16cid="http://schemas.microsoft.com/office/word/2016/wordml/cid" xmlns:w16="http://schemas.microsoft.com/office/word/2018/wordml" xmlns:w16du="http://schemas.microsoft.com/office/word/2023/wordml/word16du" xmlns:w16sdtdh="http://schemas.microsoft.com/office/word/2020/wordml/sdtdatahash" xmlns:w16sdtfl="http://schemas.microsoft.com/office/word/2024/wordml/sdtformatlock" xmlns:w16se="http://schemas.microsoft.com/office/word/2015/wordml/symex" xmlns:wpg="http://schemas.microsoft.com/office/word/2010/wordprocessingGroup" xmlns:wpi="http://schemas.microsoft.com/office/word/2010/wordprocessingInk" xmlns:wne="http://schemas.microsoft.com/office/word/2006/wordml" xmlns:wps="http://schemas.microsoft.com/office/word/2010/wordprocessingShape" mc:Ignorable="w14 w15 w16se w16cid w16 w16cex w16sdtdh w16sdtfl w16du wp14">
   <w:body>
     <w:p>
       <w:pPr>
@@ -367,7 +367,25 @@
           <w:sz w:val="21"/>
           <w:szCs w:val="21"/>
         </w:rPr>
-        <w:t>_ACUERDO_P }}</w:t>
+        <w:t>_ACUERDO_</w:t>
+      </w:r>
+      <w:proofErr w:type="gramStart"/>
+      <w:r>
+        <w:rPr>
+          <w:rFonts w:ascii="Garamond" w:eastAsia="Garamond" w:hAnsi="Garamond" w:cs="Garamond"/>
+          <w:sz w:val="21"/>
+          <w:szCs w:val="21"/>
+        </w:rPr>
+        <w:t>P }</w:t>
+      </w:r>
+      <w:proofErr w:type="gramEnd"/>
+      <w:r>
+        <w:rPr>
+          <w:rFonts w:ascii="Garamond" w:eastAsia="Garamond" w:hAnsi="Garamond" w:cs="Garamond"/>
+          <w:sz w:val="21"/>
+          <w:szCs w:val="21"/>
+        </w:rPr>
+        <w:t>}</w:t>
       </w:r>
       <w:r>
         <w:rPr>
@@ -531,7 +549,16 @@
           <w:sz w:val="21"/>
           <w:szCs w:val="21"/>
         </w:rPr>
-        <w:t>|title</w:t>
+        <w:t>|</w:t>
+      </w:r>
+      <w:proofErr w:type="gramStart"/>
+      <w:r>
+        <w:rPr>
+          <w:rFonts w:ascii="Garamond" w:eastAsia="Garamond" w:hAnsi="Garamond" w:cs="Garamond"/>
+          <w:sz w:val="21"/>
+          <w:szCs w:val="21"/>
+        </w:rPr>
+        <w:t>title</w:t>
       </w:r>
       <w:proofErr w:type="spellEnd"/>
       <w:r>
@@ -540,7 +567,16 @@
           <w:sz w:val="21"/>
           <w:szCs w:val="21"/>
         </w:rPr>
-        <w:t xml:space="preserve"> }}</w:t>
+        <w:t xml:space="preserve"> }</w:t>
+      </w:r>
+      <w:proofErr w:type="gramEnd"/>
+      <w:r>
+        <w:rPr>
+          <w:rFonts w:ascii="Garamond" w:eastAsia="Garamond" w:hAnsi="Garamond" w:cs="Garamond"/>
+          <w:sz w:val="21"/>
+          <w:szCs w:val="21"/>
+        </w:rPr>
+        <w:t>}</w:t>
       </w:r>
       <w:r>
         <w:rPr>
@@ -1041,7 +1077,17 @@
           <w:szCs w:val="21"/>
           <w:highlight w:val="white"/>
         </w:rPr>
-        <w:t>_CESIONARIO|upper</w:t>
+        <w:t>_CESIONARIO|</w:t>
+      </w:r>
+      <w:proofErr w:type="gramStart"/>
+      <w:r>
+        <w:rPr>
+          <w:rFonts w:ascii="Garamond" w:eastAsia="Garamond" w:hAnsi="Garamond" w:cs="Garamond"/>
+          <w:sz w:val="21"/>
+          <w:szCs w:val="21"/>
+          <w:highlight w:val="white"/>
+        </w:rPr>
+        <w:t>upper</w:t>
       </w:r>
       <w:proofErr w:type="spellEnd"/>
       <w:r>
@@ -1051,7 +1097,17 @@
           <w:szCs w:val="21"/>
           <w:highlight w:val="white"/>
         </w:rPr>
-        <w:t xml:space="preserve"> }}</w:t>
+        <w:t xml:space="preserve"> }</w:t>
+      </w:r>
+      <w:proofErr w:type="gramEnd"/>
+      <w:r>
+        <w:rPr>
+          <w:rFonts w:ascii="Garamond" w:eastAsia="Garamond" w:hAnsi="Garamond" w:cs="Garamond"/>
+          <w:sz w:val="21"/>
+          <w:szCs w:val="21"/>
+          <w:highlight w:val="white"/>
+        </w:rPr>
+        <w:t>}</w:t>
       </w:r>
     </w:p>
     <w:p>
@@ -1101,7 +1157,16 @@
           <w:sz w:val="21"/>
           <w:szCs w:val="21"/>
         </w:rPr>
-        <w:t>_CESIONARIO|title</w:t>
+        <w:t>_CESIONARIO|</w:t>
+      </w:r>
+      <w:proofErr w:type="gramStart"/>
+      <w:r>
+        <w:rPr>
+          <w:rFonts w:ascii="Garamond" w:eastAsia="Garamond" w:hAnsi="Garamond" w:cs="Garamond"/>
+          <w:sz w:val="21"/>
+          <w:szCs w:val="21"/>
+        </w:rPr>
+        <w:t>title</w:t>
       </w:r>
       <w:proofErr w:type="spellEnd"/>
       <w:r>
@@ -1110,7 +1175,16 @@
           <w:sz w:val="21"/>
           <w:szCs w:val="21"/>
         </w:rPr>
-        <w:t xml:space="preserve"> }}</w:t>
+        <w:t xml:space="preserve"> }</w:t>
+      </w:r>
+      <w:proofErr w:type="gramEnd"/>
+      <w:r>
+        <w:rPr>
+          <w:rFonts w:ascii="Garamond" w:eastAsia="Garamond" w:hAnsi="Garamond" w:cs="Garamond"/>
+          <w:sz w:val="21"/>
+          <w:szCs w:val="21"/>
+        </w:rPr>
+        <w:t>}</w:t>
       </w:r>
     </w:p>
     <w:p>
@@ -1135,27 +1209,7 @@
           <w:szCs w:val="21"/>
           <w:highlight w:val="white"/>
         </w:rPr>
-        <w:t xml:space="preserve">Es voluntad del Cesionario recibir y hacerse cargo de los derechos y obligaciones derivados del Acuerdo de Cooperación y de sus respectivos anexos, convenios y contratos celebrados con </w:t>
-      </w:r>
-      <w:proofErr w:type="spellStart"/>
-      <w:r>
-        <w:rPr>
-          <w:rFonts w:ascii="Garamond" w:eastAsia="Garamond" w:hAnsi="Garamond" w:cs="Garamond"/>
-          <w:sz w:val="21"/>
-          <w:szCs w:val="21"/>
-          <w:highlight w:val="white"/>
-        </w:rPr>
-        <w:t>Rappi</w:t>
-      </w:r>
-      <w:proofErr w:type="spellEnd"/>
-      <w:r>
-        <w:rPr>
-          <w:rFonts w:ascii="Garamond" w:eastAsia="Garamond" w:hAnsi="Garamond" w:cs="Garamond"/>
-          <w:sz w:val="21"/>
-          <w:szCs w:val="21"/>
-          <w:highlight w:val="white"/>
-        </w:rPr>
-        <w:t xml:space="preserve"> que no se encuentren expresamente mencionados en los antecedentes anteriores (en adelante, los </w:t>
+        <w:t xml:space="preserve">Es voluntad del Cesionario recibir y hacerse cargo de los derechos y obligaciones derivados del Acuerdo de Cooperación y de sus respectivos anexos, convenios y contratos celebrados con Rappi que no se encuentren expresamente mencionados en los antecedentes anteriores (en adelante, los </w:t>
       </w:r>
       <w:r>
         <w:rPr>
@@ -1264,7 +1318,7 @@
       <w:pPr>
         <w:numPr>
           <w:ilvl w:val="0"/>
-          <w:numId w:val="9"/>
+          <w:numId w:val="10"/>
         </w:numPr>
         <w:spacing w:line="360" w:lineRule="auto"/>
         <w:jc w:val="both"/>
@@ -1282,14 +1336,14 @@
           <w:szCs w:val="21"/>
           <w:highlight w:val="white"/>
         </w:rPr>
-        <w:t xml:space="preserve">Es una persona moral debidamente constituida de conformidad con las leyes de su país de origen, y que cuenta con las capacidades suficientes para celebrar y obligarse conforme a los términos y condiciones del presente Contrato. </w:t>
+        <w:t>Es una persona física de nacionalidad mexicana, mayor de edad con plenas facultades y capacidad legal y suficiente para celebrar el presente Contrato.</w:t>
       </w:r>
     </w:p>
     <w:p>
       <w:pPr>
         <w:numPr>
           <w:ilvl w:val="0"/>
-          <w:numId w:val="9"/>
+          <w:numId w:val="10"/>
         </w:numPr>
         <w:spacing w:line="360" w:lineRule="auto"/>
         <w:jc w:val="both"/>
@@ -1314,7 +1368,7 @@
       <w:pPr>
         <w:numPr>
           <w:ilvl w:val="0"/>
-          <w:numId w:val="9"/>
+          <w:numId w:val="10"/>
         </w:numPr>
         <w:spacing w:line="360" w:lineRule="auto"/>
         <w:jc w:val="both"/>
@@ -1332,14 +1386,14 @@
           <w:szCs w:val="21"/>
           <w:highlight w:val="white"/>
         </w:rPr>
-        <w:t>En su caso, que su representante legal cuenta con las facultades suficientes para obligar a su representada en los términos del presente Contrato, las cuales no le han sido revocadas ni modificadas en forma alguna.</w:t>
+        <w:t>A la fecha de firma del presente Contrato, no existen celebrados contratos o actos jurídicos con terceras personas, ya sean nacionales o extranjeras, mediante los cuales se hayan cedido, transferido, gravado o afectado, parcial o totalmente, los derechos y obligaciones de los Acuerdos de Voluntades, por lo que dichos derechos se encuentran libres de cualquier limitación, condición, carga y/o gravamen.</w:t>
       </w:r>
     </w:p>
     <w:p>
       <w:pPr>
         <w:numPr>
           <w:ilvl w:val="0"/>
-          <w:numId w:val="9"/>
+          <w:numId w:val="10"/>
         </w:numPr>
         <w:spacing w:line="360" w:lineRule="auto"/>
         <w:jc w:val="both"/>
@@ -1357,14 +1411,14 @@
           <w:szCs w:val="21"/>
           <w:highlight w:val="white"/>
         </w:rPr>
-        <w:t>A la fecha de firma del presente Contrato, no existen celebrados contratos o actos jurídicos con terceras personas, ya sean nacionales o extranjeras, mediante los cuales se hayan cedido, transferido, gravado o afectado, parcial o totalmente, los derechos y obligaciones de los Acuerdos de Voluntades, por lo que dichos derechos se encuentran libres de cualquier limitación, condición, carga y/o gravamen.</w:t>
+        <w:t>Es voluntad del Cedente ceder y transmitir al Cesionario los derechos y obligaciones derivados del Acuerdo de Cooperación y de sus respectivos anexos, convenios y contratos celebrados con Rappi.</w:t>
       </w:r>
     </w:p>
     <w:p>
       <w:pPr>
         <w:numPr>
           <w:ilvl w:val="0"/>
-          <w:numId w:val="9"/>
+          <w:numId w:val="10"/>
         </w:numPr>
         <w:spacing w:line="360" w:lineRule="auto"/>
         <w:jc w:val="both"/>
@@ -1382,130 +1436,56 @@
           <w:szCs w:val="21"/>
           <w:highlight w:val="white"/>
         </w:rPr>
-        <w:t xml:space="preserve">Es voluntad del Cedente ceder y transmitir al Cesionario los derechos y obligaciones derivados del Acuerdo de Cooperación y de sus respectivos anexos, convenios y contratos celebrados con </w:t>
-      </w:r>
-      <w:proofErr w:type="spellStart"/>
-      <w:r>
-        <w:rPr>
-          <w:rFonts w:ascii="Garamond" w:eastAsia="Garamond" w:hAnsi="Garamond" w:cs="Garamond"/>
-          <w:sz w:val="21"/>
-          <w:szCs w:val="21"/>
-          <w:highlight w:val="white"/>
-        </w:rPr>
-        <w:t>Rappi</w:t>
-      </w:r>
-      <w:proofErr w:type="spellEnd"/>
-      <w:r>
-        <w:rPr>
-          <w:rFonts w:ascii="Garamond" w:eastAsia="Garamond" w:hAnsi="Garamond" w:cs="Garamond"/>
-          <w:sz w:val="21"/>
-          <w:szCs w:val="21"/>
-          <w:highlight w:val="white"/>
-        </w:rPr>
-        <w:t>.</w:t>
-      </w:r>
-    </w:p>
-    <w:p>
-      <w:pPr>
-        <w:numPr>
-          <w:ilvl w:val="0"/>
-          <w:numId w:val="9"/>
-        </w:numPr>
-        <w:spacing w:line="360" w:lineRule="auto"/>
-        <w:jc w:val="both"/>
-        <w:rPr>
-          <w:rFonts w:ascii="Garamond" w:eastAsia="Garamond" w:hAnsi="Garamond" w:cs="Garamond"/>
-          <w:sz w:val="21"/>
-          <w:szCs w:val="21"/>
-          <w:highlight w:val="white"/>
-        </w:rPr>
-      </w:pPr>
-      <w:r>
-        <w:rPr>
-          <w:rFonts w:ascii="Garamond" w:eastAsia="Garamond" w:hAnsi="Garamond" w:cs="Garamond"/>
-          <w:sz w:val="21"/>
-          <w:szCs w:val="21"/>
-          <w:highlight w:val="white"/>
-        </w:rPr>
-        <w:t xml:space="preserve">En consecuencia, de lo anterior, el Cesionario será la única persona que podrá explotar y administrar, durante el tiempo y bajo las condiciones estipuladas en el cuerpo del presente Contrato, los Acuerdos de Voluntades derivados de las relaciones jurídicas con </w:t>
-      </w:r>
-      <w:proofErr w:type="spellStart"/>
-      <w:r>
-        <w:rPr>
-          <w:rFonts w:ascii="Garamond" w:eastAsia="Garamond" w:hAnsi="Garamond" w:cs="Garamond"/>
-          <w:sz w:val="21"/>
-          <w:szCs w:val="21"/>
-          <w:highlight w:val="white"/>
-        </w:rPr>
-        <w:t>Rappi</w:t>
-      </w:r>
-      <w:proofErr w:type="spellEnd"/>
-      <w:r>
-        <w:rPr>
-          <w:rFonts w:ascii="Garamond" w:eastAsia="Garamond" w:hAnsi="Garamond" w:cs="Garamond"/>
-          <w:sz w:val="21"/>
-          <w:szCs w:val="21"/>
-          <w:highlight w:val="white"/>
-        </w:rPr>
-        <w:t xml:space="preserve">. Asimismo, el Cesionario será el único </w:t>
-      </w:r>
-      <w:r>
-        <w:rPr>
-          <w:rFonts w:ascii="Garamond" w:eastAsia="Garamond" w:hAnsi="Garamond" w:cs="Garamond"/>
+        <w:t>En consecuencia, de lo anterior, el Cesionario será la única persona que podrá explotar y administrar, durante el tiempo y bajo las condiciones estipuladas en el cuerpo del presente Contrato, los Acuerdos de Voluntades derivados de las relaciones jurídicas con Rappi. Asimismo, el Cesionario será el único responsable de cumplir con las obligaciones que el Cedente se comprometió bajo los Acuerdos de Voluntades.</w:t>
+      </w:r>
+    </w:p>
+    <w:p>
+      <w:pPr>
+        <w:spacing w:line="360" w:lineRule="auto"/>
+        <w:ind w:hanging="2"/>
+        <w:jc w:val="both"/>
+        <w:rPr>
+          <w:rFonts w:ascii="Garamond" w:eastAsia="Garamond" w:hAnsi="Garamond" w:cs="Garamond"/>
+          <w:sz w:val="21"/>
+          <w:szCs w:val="21"/>
+          <w:highlight w:val="white"/>
+        </w:rPr>
+      </w:pPr>
+    </w:p>
+    <w:p>
+      <w:pPr>
+        <w:spacing w:line="360" w:lineRule="auto"/>
+        <w:ind w:hanging="2"/>
+        <w:jc w:val="both"/>
+        <w:rPr>
+          <w:rFonts w:ascii="Garamond" w:eastAsia="Garamond" w:hAnsi="Garamond" w:cs="Garamond"/>
+          <w:sz w:val="21"/>
+          <w:szCs w:val="21"/>
+          <w:highlight w:val="white"/>
+        </w:rPr>
+      </w:pPr>
+    </w:p>
+    <w:p>
+      <w:pPr>
+        <w:spacing w:line="360" w:lineRule="auto"/>
+        <w:ind w:hanging="2"/>
+        <w:jc w:val="both"/>
+        <w:rPr>
+          <w:rFonts w:ascii="Garamond" w:eastAsia="Garamond" w:hAnsi="Garamond" w:cs="Garamond"/>
+          <w:sz w:val="21"/>
+          <w:szCs w:val="21"/>
+          <w:highlight w:val="white"/>
+        </w:rPr>
+      </w:pPr>
+      <w:r>
+        <w:rPr>
+          <w:rFonts w:ascii="Garamond" w:eastAsia="Garamond" w:hAnsi="Garamond" w:cs="Garamond"/>
+          <w:b/>
           <w:sz w:val="21"/>
           <w:szCs w:val="21"/>
           <w:highlight w:val="white"/>
         </w:rPr>
         <w:lastRenderedPageBreak/>
-        <w:t>responsable de cumplir con las obligaciones que el Cedente se comprometió bajo los Acuerdos de Voluntades.</w:t>
-      </w:r>
-    </w:p>
-    <w:p>
-      <w:pPr>
-        <w:spacing w:line="360" w:lineRule="auto"/>
-        <w:ind w:hanging="2"/>
-        <w:jc w:val="both"/>
-        <w:rPr>
-          <w:rFonts w:ascii="Garamond" w:eastAsia="Garamond" w:hAnsi="Garamond" w:cs="Garamond"/>
-          <w:sz w:val="21"/>
-          <w:szCs w:val="21"/>
-          <w:highlight w:val="white"/>
-        </w:rPr>
-      </w:pPr>
-    </w:p>
-    <w:p>
-      <w:pPr>
-        <w:spacing w:line="360" w:lineRule="auto"/>
-        <w:ind w:hanging="2"/>
-        <w:jc w:val="both"/>
-        <w:rPr>
-          <w:rFonts w:ascii="Garamond" w:eastAsia="Garamond" w:hAnsi="Garamond" w:cs="Garamond"/>
-          <w:sz w:val="21"/>
-          <w:szCs w:val="21"/>
-          <w:highlight w:val="white"/>
-        </w:rPr>
-      </w:pPr>
-    </w:p>
-    <w:p>
-      <w:pPr>
-        <w:spacing w:line="360" w:lineRule="auto"/>
-        <w:ind w:hanging="2"/>
-        <w:jc w:val="both"/>
-        <w:rPr>
-          <w:rFonts w:ascii="Garamond" w:eastAsia="Garamond" w:hAnsi="Garamond" w:cs="Garamond"/>
-          <w:sz w:val="21"/>
-          <w:szCs w:val="21"/>
-          <w:highlight w:val="white"/>
-        </w:rPr>
-      </w:pPr>
-      <w:r>
-        <w:rPr>
-          <w:rFonts w:ascii="Garamond" w:eastAsia="Garamond" w:hAnsi="Garamond" w:cs="Garamond"/>
-          <w:b/>
-          <w:sz w:val="21"/>
-          <w:szCs w:val="21"/>
-          <w:highlight w:val="white"/>
-        </w:rPr>
         <w:t xml:space="preserve">III.- Declara Rappi a través de su representante legal, que: </w:t>
       </w:r>
     </w:p>
@@ -1844,7 +1824,17 @@
           <w:szCs w:val="21"/>
           <w:lang w:val="es-MX"/>
         </w:rPr>
-        <w:t>|title</w:t>
+        <w:t>|</w:t>
+      </w:r>
+      <w:proofErr w:type="gramStart"/>
+      <w:r>
+        <w:rPr>
+          <w:rFonts w:ascii="Garamond" w:eastAsia="Garamond" w:hAnsi="Garamond" w:cs="Garamond"/>
+          <w:sz w:val="21"/>
+          <w:szCs w:val="21"/>
+          <w:lang w:val="es-MX"/>
+        </w:rPr>
+        <w:t>title</w:t>
       </w:r>
       <w:proofErr w:type="spellEnd"/>
       <w:r>
@@ -1854,7 +1844,17 @@
           <w:szCs w:val="21"/>
           <w:lang w:val="es-MX"/>
         </w:rPr>
-        <w:t xml:space="preserve"> }}</w:t>
+        <w:t xml:space="preserve"> }</w:t>
+      </w:r>
+      <w:proofErr w:type="gramEnd"/>
+      <w:r>
+        <w:rPr>
+          <w:rFonts w:ascii="Garamond" w:eastAsia="Garamond" w:hAnsi="Garamond" w:cs="Garamond"/>
+          <w:sz w:val="21"/>
+          <w:szCs w:val="21"/>
+          <w:lang w:val="es-MX"/>
+        </w:rPr>
+        <w:t>}</w:t>
       </w:r>
       <w:r>
         <w:rPr>
@@ -2012,7 +2012,17 @@
           <w:szCs w:val="21"/>
           <w:highlight w:val="white"/>
         </w:rPr>
-        <w:t xml:space="preserve"> La cesión y/o transmisión exclusiva a favor del Cesionario de los derechos y obligaciones descritos en el presente Contrato, y demás derechos que derivan de las relaciones jurídicas de los Acuerdos de Voluntades, incluyen el derecho exclusivo y discrecional del Cesionario de gozar de los beneficios de las herramientas digitales que brinda la Plataforma Rappi. </w:t>
+        <w:t xml:space="preserve"> La cesión y/o transmisión exclusiva a favor del Cesionario de los derechos y obligaciones descritos en el presente Contrato, y demás derechos que derivan de las relaciones jurídicas de los </w:t>
+      </w:r>
+      <w:r>
+        <w:rPr>
+          <w:rFonts w:ascii="Garamond" w:eastAsia="Garamond" w:hAnsi="Garamond" w:cs="Garamond"/>
+          <w:sz w:val="21"/>
+          <w:szCs w:val="21"/>
+          <w:highlight w:val="white"/>
+        </w:rPr>
+        <w:lastRenderedPageBreak/>
+        <w:t xml:space="preserve">Acuerdos de Voluntades, incluyen el derecho exclusivo y discrecional del Cesionario de gozar de los beneficios de las herramientas digitales que brinda la Plataforma Rappi. </w:t>
       </w:r>
     </w:p>
     <w:p>
@@ -2358,17 +2368,26 @@
           <w:szCs w:val="21"/>
           <w:highlight w:val="white"/>
         </w:rPr>
+        <w:t xml:space="preserve">CLÁUSULA. – DÉCIMA. - </w:t>
+      </w:r>
+      <w:r>
+        <w:rPr>
+          <w:rFonts w:ascii="Garamond" w:eastAsia="Garamond" w:hAnsi="Garamond" w:cs="Garamond"/>
+          <w:sz w:val="21"/>
+          <w:szCs w:val="21"/>
+          <w:highlight w:val="white"/>
+        </w:rPr>
+        <w:t xml:space="preserve">Cada una de las Partes cubrirá los impuestos, cargas, derechos y/o aprovechamientos federales, estatales o municipales que les correspondan, de acuerdo con las leyes presentes o futuras que graven las operaciones, actividades o ingresos de cada una de ellas, así como cualquier otra carga </w:t>
+      </w:r>
+      <w:r>
+        <w:rPr>
+          <w:rFonts w:ascii="Garamond" w:eastAsia="Garamond" w:hAnsi="Garamond" w:cs="Garamond"/>
+          <w:sz w:val="21"/>
+          <w:szCs w:val="21"/>
+          <w:highlight w:val="white"/>
+        </w:rPr>
         <w:lastRenderedPageBreak/>
-        <w:t xml:space="preserve">CLÁUSULA. – DÉCIMA. - </w:t>
-      </w:r>
-      <w:r>
-        <w:rPr>
-          <w:rFonts w:ascii="Garamond" w:eastAsia="Garamond" w:hAnsi="Garamond" w:cs="Garamond"/>
-          <w:sz w:val="21"/>
-          <w:szCs w:val="21"/>
-          <w:highlight w:val="white"/>
-        </w:rPr>
-        <w:t>Cada una de las Partes cubrirá los impuestos, cargas, derechos y/o aprovechamientos federales, estatales o municipales que les correspondan, de acuerdo con las leyes presentes o futuras que graven las operaciones, actividades o ingresos de cada una de ellas, así como cualquier otra carga fiscal que se genere de la aplicación de este Contrato y de los Acuerdos de Voluntades, según las disposiciones legales que en cada caso sean aplicables.</w:t>
+        <w:t>fiscal que se genere de la aplicación de este Contrato y de los Acuerdos de Voluntades, según las disposiciones legales que en cada caso sean aplicables.</w:t>
       </w:r>
     </w:p>
     <w:p>
@@ -2517,9 +2536,9 @@
                 <w:szCs w:val="21"/>
                 <w:highlight w:val="white"/>
               </w:rPr>
-              <w:t>_CESIONARIO|upper</w:t>
+              <w:t>_CESIONARIO|</w:t>
             </w:r>
-            <w:proofErr w:type="spellEnd"/>
+            <w:proofErr w:type="gramStart"/>
             <w:r>
               <w:rPr>
                 <w:rFonts w:ascii="Garamond" w:eastAsia="Garamond" w:hAnsi="Garamond" w:cs="Garamond"/>
@@ -2528,7 +2547,29 @@
                 <w:szCs w:val="21"/>
                 <w:highlight w:val="white"/>
               </w:rPr>
-              <w:t xml:space="preserve"> }}</w:t>
+              <w:t>upper</w:t>
+            </w:r>
+            <w:proofErr w:type="spellEnd"/>
+            <w:r>
+              <w:rPr>
+                <w:rFonts w:ascii="Garamond" w:eastAsia="Garamond" w:hAnsi="Garamond" w:cs="Garamond"/>
+                <w:b/>
+                <w:sz w:val="21"/>
+                <w:szCs w:val="21"/>
+                <w:highlight w:val="white"/>
+              </w:rPr>
+              <w:t xml:space="preserve"> }</w:t>
+            </w:r>
+            <w:proofErr w:type="gramEnd"/>
+            <w:r>
+              <w:rPr>
+                <w:rFonts w:ascii="Garamond" w:eastAsia="Garamond" w:hAnsi="Garamond" w:cs="Garamond"/>
+                <w:b/>
+                <w:sz w:val="21"/>
+                <w:szCs w:val="21"/>
+                <w:highlight w:val="white"/>
+              </w:rPr>
+              <w:t>}</w:t>
             </w:r>
           </w:p>
           <w:p>
@@ -2606,9 +2647,9 @@
                 <w:highlight w:val="white"/>
                 <w:lang w:val="es-MX"/>
               </w:rPr>
-              <w:t>_CESIONARIO|title</w:t>
+              <w:t>_CESIONARIO|</w:t>
             </w:r>
-            <w:proofErr w:type="spellEnd"/>
+            <w:proofErr w:type="gramStart"/>
             <w:r>
               <w:rPr>
                 <w:rFonts w:ascii="Garamond" w:eastAsia="Garamond" w:hAnsi="Garamond" w:cs="Garamond"/>
@@ -2617,7 +2658,29 @@
                 <w:highlight w:val="white"/>
                 <w:lang w:val="es-MX"/>
               </w:rPr>
-              <w:t xml:space="preserve"> }}</w:t>
+              <w:t>title</w:t>
+            </w:r>
+            <w:proofErr w:type="spellEnd"/>
+            <w:r>
+              <w:rPr>
+                <w:rFonts w:ascii="Garamond" w:eastAsia="Garamond" w:hAnsi="Garamond" w:cs="Garamond"/>
+                <w:sz w:val="21"/>
+                <w:szCs w:val="21"/>
+                <w:highlight w:val="white"/>
+                <w:lang w:val="es-MX"/>
+              </w:rPr>
+              <w:t xml:space="preserve"> }</w:t>
+            </w:r>
+            <w:proofErr w:type="gramEnd"/>
+            <w:r>
+              <w:rPr>
+                <w:rFonts w:ascii="Garamond" w:eastAsia="Garamond" w:hAnsi="Garamond" w:cs="Garamond"/>
+                <w:sz w:val="21"/>
+                <w:szCs w:val="21"/>
+                <w:highlight w:val="white"/>
+                <w:lang w:val="es-MX"/>
+              </w:rPr>
+              <w:t>}</w:t>
             </w:r>
           </w:p>
           <w:p>
@@ -2782,7 +2845,17 @@
           <w:sz w:val="21"/>
           <w:szCs w:val="21"/>
         </w:rPr>
-        <w:t>_CEDENTE|upper</w:t>
+        <w:t>_CEDENTE|</w:t>
+      </w:r>
+      <w:proofErr w:type="gramStart"/>
+      <w:r>
+        <w:rPr>
+          <w:rFonts w:ascii="Garamond" w:eastAsia="Garamond" w:hAnsi="Garamond" w:cs="Garamond"/>
+          <w:b/>
+          <w:sz w:val="21"/>
+          <w:szCs w:val="21"/>
+        </w:rPr>
+        <w:t>upper</w:t>
       </w:r>
       <w:proofErr w:type="spellEnd"/>
       <w:r>
@@ -2792,7 +2865,17 @@
           <w:sz w:val="21"/>
           <w:szCs w:val="21"/>
         </w:rPr>
-        <w:t xml:space="preserve"> }}</w:t>
+        <w:t xml:space="preserve"> }</w:t>
+      </w:r>
+      <w:proofErr w:type="gramEnd"/>
+      <w:r>
+        <w:rPr>
+          <w:rFonts w:ascii="Garamond" w:eastAsia="Garamond" w:hAnsi="Garamond" w:cs="Garamond"/>
+          <w:b/>
+          <w:sz w:val="21"/>
+          <w:szCs w:val="21"/>
+        </w:rPr>
+        <w:t>}</w:t>
       </w:r>
     </w:p>
     <w:p>
@@ -2877,7 +2960,18 @@
           <w:highlight w:val="white"/>
           <w:lang w:val="es-MX"/>
         </w:rPr>
-        <w:t>|title</w:t>
+        <w:t>|</w:t>
+      </w:r>
+      <w:proofErr w:type="gramStart"/>
+      <w:r>
+        <w:rPr>
+          <w:rFonts w:ascii="Garamond" w:eastAsia="Garamond" w:hAnsi="Garamond" w:cs="Garamond"/>
+          <w:sz w:val="21"/>
+          <w:szCs w:val="21"/>
+          <w:highlight w:val="white"/>
+          <w:lang w:val="es-MX"/>
+        </w:rPr>
+        <w:t>title</w:t>
       </w:r>
       <w:proofErr w:type="spellEnd"/>
       <w:r>
@@ -2888,7 +2982,18 @@
           <w:highlight w:val="white"/>
           <w:lang w:val="es-MX"/>
         </w:rPr>
-        <w:t xml:space="preserve"> }}</w:t>
+        <w:t xml:space="preserve"> }</w:t>
+      </w:r>
+      <w:proofErr w:type="gramEnd"/>
+      <w:r>
+        <w:rPr>
+          <w:rFonts w:ascii="Garamond" w:eastAsia="Garamond" w:hAnsi="Garamond" w:cs="Garamond"/>
+          <w:sz w:val="21"/>
+          <w:szCs w:val="21"/>
+          <w:highlight w:val="white"/>
+          <w:lang w:val="es-MX"/>
+        </w:rPr>
+        <w:t>}</w:t>
       </w:r>
     </w:p>
     <w:p>
@@ -2962,7 +3067,19 @@
           <w:highlight w:val="white"/>
           <w:lang w:val="pt-BR"/>
         </w:rPr>
-        <w:t>_CEDENTE|lower</w:t>
+        <w:t>_CEDENTE|</w:t>
+      </w:r>
+      <w:proofErr w:type="gramStart"/>
+      <w:r>
+        <w:rPr>
+          <w:rFonts w:ascii="Garamond" w:eastAsia="Garamond" w:hAnsi="Garamond" w:cs="Garamond"/>
+          <w:b/>
+          <w:sz w:val="21"/>
+          <w:szCs w:val="21"/>
+          <w:highlight w:val="white"/>
+          <w:lang w:val="pt-BR"/>
+        </w:rPr>
+        <w:t>lower</w:t>
       </w:r>
       <w:proofErr w:type="spellEnd"/>
       <w:r>
@@ -2974,7 +3091,19 @@
           <w:highlight w:val="white"/>
           <w:lang w:val="pt-BR"/>
         </w:rPr>
-        <w:t xml:space="preserve"> }}</w:t>
+        <w:t xml:space="preserve"> }</w:t>
+      </w:r>
+      <w:proofErr w:type="gramEnd"/>
+      <w:r>
+        <w:rPr>
+          <w:rFonts w:ascii="Garamond" w:eastAsia="Garamond" w:hAnsi="Garamond" w:cs="Garamond"/>
+          <w:b/>
+          <w:sz w:val="21"/>
+          <w:szCs w:val="21"/>
+          <w:highlight w:val="white"/>
+          <w:lang w:val="pt-BR"/>
+        </w:rPr>
+        <w:t>}</w:t>
       </w:r>
     </w:p>
     <w:p>
@@ -3001,25 +3130,14 @@
           <w:szCs w:val="21"/>
         </w:rPr>
       </w:pPr>
-      <w:proofErr w:type="spellStart"/>
-      <w:r>
-        <w:rPr>
-          <w:rFonts w:ascii="Garamond" w:eastAsia="Garamond" w:hAnsi="Garamond" w:cs="Garamond"/>
-          <w:b/>
-          <w:sz w:val="21"/>
-          <w:szCs w:val="21"/>
-        </w:rPr>
-        <w:t>Rappi</w:t>
-      </w:r>
-      <w:proofErr w:type="spellEnd"/>
-      <w:r>
-        <w:rPr>
-          <w:rFonts w:ascii="Garamond" w:eastAsia="Garamond" w:hAnsi="Garamond" w:cs="Garamond"/>
-          <w:b/>
-          <w:sz w:val="21"/>
-          <w:szCs w:val="21"/>
-        </w:rPr>
-        <w:t>:</w:t>
+      <w:r>
+        <w:rPr>
+          <w:rFonts w:ascii="Garamond" w:eastAsia="Garamond" w:hAnsi="Garamond" w:cs="Garamond"/>
+          <w:b/>
+          <w:sz w:val="21"/>
+          <w:szCs w:val="21"/>
+        </w:rPr>
+        <w:t>Rappi:</w:t>
       </w:r>
     </w:p>
     <w:p>
@@ -3217,134 +3335,162 @@
           <w:sz w:val="21"/>
           <w:szCs w:val="21"/>
         </w:rPr>
+        <w:t xml:space="preserve">CLÁUSULA. – DÉCIMA TERCERA. - </w:t>
+      </w:r>
+      <w:r>
+        <w:rPr>
+          <w:rFonts w:ascii="Garamond" w:eastAsia="Garamond" w:hAnsi="Garamond" w:cs="Garamond"/>
+          <w:sz w:val="21"/>
+          <w:szCs w:val="21"/>
+        </w:rPr>
+        <w:t xml:space="preserve"> </w:t>
+      </w:r>
+      <w:r>
+        <w:rPr>
+          <w:rFonts w:ascii="Garamond" w:eastAsia="Garamond" w:hAnsi="Garamond" w:cs="Garamond"/>
+          <w:b/>
+          <w:sz w:val="21"/>
+          <w:szCs w:val="21"/>
+        </w:rPr>
+        <w:t>Modificación a la Forma de Pago.</w:t>
+      </w:r>
+      <w:r>
+        <w:rPr>
+          <w:rFonts w:ascii="Garamond" w:eastAsia="Garamond" w:hAnsi="Garamond" w:cs="Garamond"/>
+          <w:b/>
+          <w:sz w:val="21"/>
+          <w:szCs w:val="21"/>
+        </w:rPr>
+        <w:br/>
+      </w:r>
+      <w:r>
+        <w:rPr>
+          <w:rFonts w:ascii="Garamond" w:eastAsia="Garamond" w:hAnsi="Garamond" w:cs="Garamond"/>
+          <w:sz w:val="21"/>
+          <w:szCs w:val="21"/>
+        </w:rPr>
+        <w:t xml:space="preserve">Las Partes acuerdan modificar </w:t>
+      </w:r>
+      <w:r>
+        <w:rPr>
+          <w:rFonts w:ascii="Garamond" w:eastAsia="Garamond" w:hAnsi="Garamond" w:cs="Garamond"/>
+          <w:sz w:val="21"/>
+          <w:szCs w:val="21"/>
+        </w:rPr>
+        <w:t xml:space="preserve">la </w:t>
+      </w:r>
+      <w:r>
+        <w:rPr>
+          <w:rFonts w:ascii="Garamond" w:eastAsia="Garamond" w:hAnsi="Garamond" w:cs="Garamond"/>
+          <w:b/>
+          <w:sz w:val="21"/>
+          <w:szCs w:val="21"/>
+        </w:rPr>
+        <w:t xml:space="preserve">Cláusula </w:t>
+      </w:r>
+      <w:r>
+        <w:rPr>
+          <w:rFonts w:ascii="Garamond" w:eastAsia="Garamond" w:hAnsi="Garamond" w:cs="Garamond"/>
+          <w:b/>
+          <w:sz w:val="21"/>
+          <w:szCs w:val="21"/>
+        </w:rPr>
+        <w:t xml:space="preserve">Sexta </w:t>
+      </w:r>
+      <w:r>
+        <w:rPr>
+          <w:rFonts w:ascii="Garamond" w:eastAsia="Garamond" w:hAnsi="Garamond" w:cs="Garamond"/>
+          <w:b/>
+          <w:sz w:val="21"/>
+          <w:szCs w:val="21"/>
+        </w:rPr>
+        <w:t>(</w:t>
+      </w:r>
+      <w:proofErr w:type="gramStart"/>
+      <w:r>
+        <w:rPr>
+          <w:rFonts w:ascii="Garamond" w:eastAsia="Garamond" w:hAnsi="Garamond" w:cs="Garamond"/>
+          <w:b/>
+          <w:sz w:val="21"/>
+          <w:szCs w:val="21"/>
+        </w:rPr>
+        <w:t xml:space="preserve">{{ </w:t>
+      </w:r>
+      <w:proofErr w:type="spellStart"/>
+      <w:r>
+        <w:rPr>
+          <w:rFonts w:ascii="Garamond" w:eastAsia="Garamond" w:hAnsi="Garamond" w:cs="Garamond"/>
+          <w:b/>
+          <w:sz w:val="21"/>
+          <w:szCs w:val="21"/>
+        </w:rPr>
+        <w:t>NOMBRE</w:t>
+      </w:r>
+      <w:proofErr w:type="gramEnd"/>
+      <w:r>
+        <w:rPr>
+          <w:rFonts w:ascii="Garamond" w:eastAsia="Garamond" w:hAnsi="Garamond" w:cs="Garamond"/>
+          <w:b/>
+          <w:sz w:val="21"/>
+          <w:szCs w:val="21"/>
+        </w:rPr>
+        <w:t>_CLAUSULA|</w:t>
+      </w:r>
+      <w:proofErr w:type="gramStart"/>
+      <w:r>
+        <w:rPr>
+          <w:rFonts w:ascii="Garamond" w:eastAsia="Garamond" w:hAnsi="Garamond" w:cs="Garamond"/>
+          <w:b/>
+          <w:sz w:val="21"/>
+          <w:szCs w:val="21"/>
+        </w:rPr>
+        <w:t>title</w:t>
+      </w:r>
+      <w:proofErr w:type="spellEnd"/>
+      <w:r>
+        <w:rPr>
+          <w:rFonts w:ascii="Garamond" w:eastAsia="Garamond" w:hAnsi="Garamond" w:cs="Garamond"/>
+          <w:b/>
+          <w:sz w:val="21"/>
+          <w:szCs w:val="21"/>
+        </w:rPr>
+        <w:t xml:space="preserve"> }</w:t>
+      </w:r>
+      <w:proofErr w:type="gramEnd"/>
+      <w:r>
+        <w:rPr>
+          <w:rFonts w:ascii="Garamond" w:eastAsia="Garamond" w:hAnsi="Garamond" w:cs="Garamond"/>
+          <w:b/>
+          <w:sz w:val="21"/>
+          <w:szCs w:val="21"/>
+        </w:rPr>
+        <w:t>}</w:t>
+      </w:r>
+      <w:r>
+        <w:rPr>
+          <w:rFonts w:ascii="Garamond" w:eastAsia="Garamond" w:hAnsi="Garamond" w:cs="Garamond"/>
+          <w:b/>
+          <w:sz w:val="21"/>
+          <w:szCs w:val="21"/>
+        </w:rPr>
+        <w:t>)</w:t>
+      </w:r>
+      <w:r>
+        <w:rPr>
+          <w:rFonts w:ascii="Garamond" w:eastAsia="Garamond" w:hAnsi="Garamond" w:cs="Garamond"/>
+          <w:sz w:val="21"/>
+          <w:szCs w:val="21"/>
+        </w:rPr>
+        <w:t xml:space="preserve"> del Acuerdo de </w:t>
+      </w:r>
+      <w:r>
+        <w:rPr>
+          <w:rFonts w:ascii="Garamond" w:eastAsia="Garamond" w:hAnsi="Garamond" w:cs="Garamond"/>
+          <w:sz w:val="21"/>
+          <w:szCs w:val="21"/>
+        </w:rPr>
         <w:lastRenderedPageBreak/>
-        <w:t xml:space="preserve">CLÁUSULA. – DÉCIMA TERCERA. - </w:t>
-      </w:r>
-      <w:r>
-        <w:rPr>
-          <w:rFonts w:ascii="Garamond" w:eastAsia="Garamond" w:hAnsi="Garamond" w:cs="Garamond"/>
-          <w:sz w:val="21"/>
-          <w:szCs w:val="21"/>
-        </w:rPr>
-        <w:t xml:space="preserve"> </w:t>
-      </w:r>
-      <w:r>
-        <w:rPr>
-          <w:rFonts w:ascii="Garamond" w:eastAsia="Garamond" w:hAnsi="Garamond" w:cs="Garamond"/>
-          <w:b/>
-          <w:sz w:val="21"/>
-          <w:szCs w:val="21"/>
-        </w:rPr>
-        <w:t>Modificación a la Forma de Pago.</w:t>
-      </w:r>
-      <w:r>
-        <w:rPr>
-          <w:rFonts w:ascii="Garamond" w:eastAsia="Garamond" w:hAnsi="Garamond" w:cs="Garamond"/>
-          <w:b/>
-          <w:sz w:val="21"/>
-          <w:szCs w:val="21"/>
-        </w:rPr>
-        <w:br/>
-      </w:r>
-      <w:r>
-        <w:rPr>
-          <w:rFonts w:ascii="Garamond" w:eastAsia="Garamond" w:hAnsi="Garamond" w:cs="Garamond"/>
-          <w:sz w:val="21"/>
-          <w:szCs w:val="21"/>
-        </w:rPr>
-        <w:t xml:space="preserve">Las Partes acuerdan modificar </w:t>
-      </w:r>
-      <w:r>
-        <w:rPr>
-          <w:rFonts w:ascii="Garamond" w:eastAsia="Garamond" w:hAnsi="Garamond" w:cs="Garamond"/>
-          <w:sz w:val="21"/>
-          <w:szCs w:val="21"/>
-        </w:rPr>
-        <w:t xml:space="preserve">la </w:t>
-      </w:r>
-      <w:r>
-        <w:rPr>
-          <w:rFonts w:ascii="Garamond" w:eastAsia="Garamond" w:hAnsi="Garamond" w:cs="Garamond"/>
-          <w:b/>
-          <w:sz w:val="21"/>
-          <w:szCs w:val="21"/>
-        </w:rPr>
-        <w:t xml:space="preserve">Cláusula </w:t>
-      </w:r>
-      <w:r>
-        <w:rPr>
-          <w:rFonts w:ascii="Garamond" w:eastAsia="Garamond" w:hAnsi="Garamond" w:cs="Garamond"/>
-          <w:b/>
-          <w:sz w:val="21"/>
-          <w:szCs w:val="21"/>
-        </w:rPr>
-        <w:t xml:space="preserve">Sexta </w:t>
-      </w:r>
-      <w:r>
-        <w:rPr>
-          <w:rFonts w:ascii="Garamond" w:eastAsia="Garamond" w:hAnsi="Garamond" w:cs="Garamond"/>
-          <w:b/>
-          <w:sz w:val="21"/>
-          <w:szCs w:val="21"/>
-        </w:rPr>
-        <w:t>(</w:t>
-      </w:r>
-      <w:proofErr w:type="gramStart"/>
-      <w:r>
-        <w:rPr>
-          <w:rFonts w:ascii="Garamond" w:eastAsia="Garamond" w:hAnsi="Garamond" w:cs="Garamond"/>
-          <w:b/>
-          <w:sz w:val="21"/>
-          <w:szCs w:val="21"/>
-        </w:rPr>
-        <w:t xml:space="preserve">{{ </w:t>
-      </w:r>
-      <w:proofErr w:type="spellStart"/>
-      <w:r>
-        <w:rPr>
-          <w:rFonts w:ascii="Garamond" w:eastAsia="Garamond" w:hAnsi="Garamond" w:cs="Garamond"/>
-          <w:b/>
-          <w:sz w:val="21"/>
-          <w:szCs w:val="21"/>
-        </w:rPr>
-        <w:t>NOMBRE</w:t>
-      </w:r>
-      <w:proofErr w:type="gramEnd"/>
-      <w:r>
-        <w:rPr>
-          <w:rFonts w:ascii="Garamond" w:eastAsia="Garamond" w:hAnsi="Garamond" w:cs="Garamond"/>
-          <w:b/>
-          <w:sz w:val="21"/>
-          <w:szCs w:val="21"/>
-        </w:rPr>
-        <w:t>_CLAUSULA|title</w:t>
-      </w:r>
-      <w:proofErr w:type="spellEnd"/>
-      <w:r>
-        <w:rPr>
-          <w:rFonts w:ascii="Garamond" w:eastAsia="Garamond" w:hAnsi="Garamond" w:cs="Garamond"/>
-          <w:b/>
-          <w:sz w:val="21"/>
-          <w:szCs w:val="21"/>
-        </w:rPr>
-        <w:t xml:space="preserve"> }}</w:t>
-      </w:r>
-      <w:r>
-        <w:rPr>
-          <w:rFonts w:ascii="Garamond" w:eastAsia="Garamond" w:hAnsi="Garamond" w:cs="Garamond"/>
-          <w:b/>
-          <w:sz w:val="21"/>
-          <w:szCs w:val="21"/>
-        </w:rPr>
-        <w:t>)</w:t>
-      </w:r>
-      <w:r>
-        <w:rPr>
-          <w:rFonts w:ascii="Garamond" w:eastAsia="Garamond" w:hAnsi="Garamond" w:cs="Garamond"/>
-          <w:sz w:val="21"/>
-          <w:szCs w:val="21"/>
-        </w:rPr>
-        <w:t xml:space="preserve"> del Acuerdo de Cooperación, para que en lo sucesivo Rappi realice los pagos correspondientes en la siguiente cuenta bancaria designada por el Cesionario:</w:t>
+        <w:t>Cooperación, para que en lo sucesivo Rappi realice los pagos correspondientes en la siguiente cuenta bancaria designada por el Cesionario:</w:t>
       </w:r>
     </w:p>
     <w:p>
@@ -3889,16 +4035,24 @@
           <w:sz w:val="21"/>
           <w:szCs w:val="21"/>
         </w:rPr>
+        <w:t xml:space="preserve">CLÁUSULA. – DÉCIMA OCTAVA. - </w:t>
+      </w:r>
+      <w:r>
+        <w:rPr>
+          <w:rFonts w:ascii="Garamond" w:eastAsia="Garamond" w:hAnsi="Garamond" w:cs="Garamond"/>
+          <w:sz w:val="21"/>
+          <w:szCs w:val="21"/>
+        </w:rPr>
+        <w:t xml:space="preserve">Para todo lo relacionado con la interpretación, cumplimiento y ejecución del presente Contrato, las Partes se someten a las leyes aplicables de los Estados Unidos Mexicanos </w:t>
+      </w:r>
+      <w:r>
+        <w:rPr>
+          <w:rFonts w:ascii="Garamond" w:eastAsia="Garamond" w:hAnsi="Garamond" w:cs="Garamond"/>
+          <w:sz w:val="21"/>
+          <w:szCs w:val="21"/>
+        </w:rPr>
         <w:lastRenderedPageBreak/>
-        <w:t xml:space="preserve">CLÁUSULA. – DÉCIMA OCTAVA. - </w:t>
-      </w:r>
-      <w:r>
-        <w:rPr>
-          <w:rFonts w:ascii="Garamond" w:eastAsia="Garamond" w:hAnsi="Garamond" w:cs="Garamond"/>
-          <w:sz w:val="21"/>
-          <w:szCs w:val="21"/>
-        </w:rPr>
-        <w:t>Para todo lo relacionado con la interpretación, cumplimiento y ejecución del presente Contrato, las Partes se someten a las leyes aplicables de los Estados Unidos Mexicanos y a la jurisdicción de los tribunales competentes de la Ciudad de México, Estados Unidos Mexicanos, renunciando expresamente al fuero que pudiere corresponderles en razón de sus domicilios presentes o futuros, o por cualquier otra causa.</w:t>
+        <w:t>y a la jurisdicción de los tribunales competentes de la Ciudad de México, Estados Unidos Mexicanos, renunciando expresamente al fuero que pudiere corresponderles en razón de sus domicilios presentes o futuros, o por cualquier otra causa.</w:t>
       </w:r>
     </w:p>
     <w:p>
@@ -4062,7 +4216,17 @@
           <w:sz w:val="21"/>
           <w:szCs w:val="21"/>
         </w:rPr>
-        <w:t>|upper</w:t>
+        <w:t>|</w:t>
+      </w:r>
+      <w:proofErr w:type="gramStart"/>
+      <w:r>
+        <w:rPr>
+          <w:rFonts w:ascii="Garamond" w:eastAsia="Garamond" w:hAnsi="Garamond" w:cs="Garamond"/>
+          <w:b/>
+          <w:sz w:val="21"/>
+          <w:szCs w:val="21"/>
+        </w:rPr>
+        <w:t>upper</w:t>
       </w:r>
       <w:proofErr w:type="spellEnd"/>
       <w:r>
@@ -4072,7 +4236,17 @@
           <w:sz w:val="21"/>
           <w:szCs w:val="21"/>
         </w:rPr>
-        <w:t xml:space="preserve"> }}</w:t>
+        <w:t xml:space="preserve"> }</w:t>
+      </w:r>
+      <w:proofErr w:type="gramEnd"/>
+      <w:r>
+        <w:rPr>
+          <w:rFonts w:ascii="Garamond" w:eastAsia="Garamond" w:hAnsi="Garamond" w:cs="Garamond"/>
+          <w:b/>
+          <w:sz w:val="21"/>
+          <w:szCs w:val="21"/>
+        </w:rPr>
+        <w:t>}</w:t>
       </w:r>
     </w:p>
     <w:p>
@@ -4085,185 +4259,8 @@
         <w:jc w:val="both"/>
         <w:rPr>
           <w:rFonts w:ascii="Garamond" w:eastAsia="Garamond" w:hAnsi="Garamond" w:cs="Garamond"/>
-          <w:b/>
-          <w:sz w:val="21"/>
-          <w:szCs w:val="21"/>
-        </w:rPr>
-      </w:pPr>
-    </w:p>
-    <w:p>
-      <w:pPr>
-        <w:tabs>
-          <w:tab w:val="left" w:pos="5040"/>
-        </w:tabs>
-        <w:spacing w:line="360" w:lineRule="auto"/>
-        <w:ind w:hanging="2"/>
-        <w:jc w:val="both"/>
-        <w:rPr>
-          <w:rFonts w:ascii="Garamond" w:eastAsia="Garamond" w:hAnsi="Garamond" w:cs="Garamond"/>
-          <w:b/>
-          <w:sz w:val="21"/>
-          <w:szCs w:val="21"/>
-        </w:rPr>
-      </w:pPr>
-    </w:p>
-    <w:p>
-      <w:pPr>
-        <w:tabs>
-          <w:tab w:val="left" w:pos="5040"/>
-        </w:tabs>
-        <w:spacing w:line="360" w:lineRule="auto"/>
-        <w:ind w:hanging="2"/>
-        <w:jc w:val="both"/>
-        <w:rPr>
-          <w:rFonts w:ascii="Garamond" w:eastAsia="Garamond" w:hAnsi="Garamond" w:cs="Garamond"/>
-          <w:b/>
-          <w:sz w:val="21"/>
-          <w:szCs w:val="21"/>
-        </w:rPr>
-      </w:pPr>
-    </w:p>
-    <w:p>
-      <w:pPr>
-        <w:tabs>
-          <w:tab w:val="left" w:pos="5040"/>
-        </w:tabs>
-        <w:spacing w:line="360" w:lineRule="auto"/>
-        <w:ind w:hanging="2"/>
-        <w:jc w:val="both"/>
-        <w:rPr>
-          <w:rFonts w:ascii="Garamond" w:eastAsia="Garamond" w:hAnsi="Garamond" w:cs="Garamond"/>
-          <w:b/>
-          <w:sz w:val="21"/>
-          <w:szCs w:val="21"/>
-        </w:rPr>
-      </w:pPr>
-    </w:p>
-    <w:p>
-      <w:pPr>
-        <w:tabs>
-          <w:tab w:val="left" w:pos="5040"/>
-        </w:tabs>
-        <w:spacing w:line="360" w:lineRule="auto"/>
-        <w:ind w:hanging="2"/>
-        <w:jc w:val="both"/>
-        <w:rPr>
-          <w:rFonts w:ascii="Garamond" w:eastAsia="Garamond" w:hAnsi="Garamond" w:cs="Garamond"/>
-          <w:b/>
-          <w:sz w:val="21"/>
-          <w:szCs w:val="21"/>
-        </w:rPr>
-      </w:pPr>
-    </w:p>
-    <w:p>
-      <w:pPr>
-        <w:tabs>
-          <w:tab w:val="left" w:pos="5040"/>
-        </w:tabs>
-        <w:spacing w:line="360" w:lineRule="auto"/>
-        <w:ind w:hanging="2"/>
-        <w:jc w:val="both"/>
-        <w:rPr>
-          <w:rFonts w:ascii="Garamond" w:eastAsia="Garamond" w:hAnsi="Garamond" w:cs="Garamond"/>
-          <w:b/>
-          <w:sz w:val="21"/>
-          <w:szCs w:val="21"/>
-        </w:rPr>
-      </w:pPr>
-    </w:p>
-    <w:p>
-      <w:pPr>
-        <w:tabs>
-          <w:tab w:val="left" w:pos="5040"/>
-        </w:tabs>
-        <w:spacing w:line="360" w:lineRule="auto"/>
-        <w:ind w:hanging="2"/>
-        <w:jc w:val="both"/>
-        <w:rPr>
-          <w:rFonts w:ascii="Garamond" w:eastAsia="Garamond" w:hAnsi="Garamond" w:cs="Garamond"/>
-          <w:b/>
-          <w:sz w:val="21"/>
-          <w:szCs w:val="21"/>
-        </w:rPr>
-      </w:pPr>
-    </w:p>
-    <w:p>
-      <w:pPr>
-        <w:tabs>
-          <w:tab w:val="left" w:pos="5040"/>
-        </w:tabs>
-        <w:spacing w:line="360" w:lineRule="auto"/>
-        <w:ind w:hanging="2"/>
-        <w:jc w:val="both"/>
-        <w:rPr>
-          <w:rFonts w:ascii="Garamond" w:eastAsia="Garamond" w:hAnsi="Garamond" w:cs="Garamond"/>
-          <w:b/>
-          <w:sz w:val="21"/>
-          <w:szCs w:val="21"/>
-        </w:rPr>
-      </w:pPr>
-    </w:p>
-    <w:p>
-      <w:pPr>
-        <w:tabs>
-          <w:tab w:val="left" w:pos="5040"/>
-        </w:tabs>
-        <w:spacing w:line="360" w:lineRule="auto"/>
-        <w:ind w:hanging="2"/>
-        <w:jc w:val="both"/>
-        <w:rPr>
-          <w:rFonts w:ascii="Garamond" w:eastAsia="Garamond" w:hAnsi="Garamond" w:cs="Garamond"/>
-          <w:b/>
-          <w:sz w:val="21"/>
-          <w:szCs w:val="21"/>
-        </w:rPr>
-      </w:pPr>
-    </w:p>
-    <w:p>
-      <w:pPr>
-        <w:tabs>
-          <w:tab w:val="left" w:pos="5040"/>
-        </w:tabs>
-        <w:spacing w:line="360" w:lineRule="auto"/>
-        <w:ind w:hanging="2"/>
-        <w:jc w:val="both"/>
-        <w:rPr>
-          <w:rFonts w:ascii="Garamond" w:eastAsia="Garamond" w:hAnsi="Garamond" w:cs="Garamond"/>
-          <w:b/>
-          <w:sz w:val="21"/>
-          <w:szCs w:val="21"/>
-        </w:rPr>
-      </w:pPr>
-    </w:p>
-    <w:p>
-      <w:pPr>
-        <w:tabs>
-          <w:tab w:val="left" w:pos="5040"/>
-        </w:tabs>
-        <w:spacing w:line="360" w:lineRule="auto"/>
-        <w:ind w:hanging="2"/>
-        <w:jc w:val="both"/>
-        <w:rPr>
-          <w:rFonts w:ascii="Garamond" w:eastAsia="Garamond" w:hAnsi="Garamond" w:cs="Garamond"/>
-          <w:b/>
-          <w:sz w:val="21"/>
-          <w:szCs w:val="21"/>
-        </w:rPr>
-      </w:pPr>
-    </w:p>
-    <w:p>
-      <w:pPr>
-        <w:tabs>
-          <w:tab w:val="left" w:pos="5040"/>
-        </w:tabs>
-        <w:spacing w:line="360" w:lineRule="auto"/>
-        <w:ind w:hanging="2"/>
-        <w:jc w:val="both"/>
-        <w:rPr>
-          <w:rFonts w:ascii="Garamond" w:eastAsia="Garamond" w:hAnsi="Garamond" w:cs="Garamond"/>
-          <w:sz w:val="21"/>
-          <w:szCs w:val="21"/>
-          <w:highlight w:val="white"/>
+          <w:sz w:val="21"/>
+          <w:szCs w:val="21"/>
         </w:rPr>
       </w:pPr>
     </w:p>
@@ -4309,26 +4306,25 @@
               <w:jc w:val="center"/>
               <w:rPr>
                 <w:rFonts w:ascii="Garamond" w:eastAsia="Garamond" w:hAnsi="Garamond" w:cs="Garamond"/>
-                <w:sz w:val="21"/>
-                <w:szCs w:val="21"/>
+                <w:sz w:val="18"/>
+                <w:szCs w:val="18"/>
               </w:rPr>
             </w:pPr>
             <w:r>
               <w:rPr>
                 <w:rFonts w:ascii="Garamond" w:eastAsia="Garamond" w:hAnsi="Garamond" w:cs="Garamond"/>
                 <w:b/>
-                <w:sz w:val="21"/>
-                <w:szCs w:val="21"/>
-              </w:rPr>
-              <w:lastRenderedPageBreak/>
+                <w:sz w:val="18"/>
+                <w:szCs w:val="18"/>
+              </w:rPr>
               <w:t>CEDENTE</w:t>
             </w:r>
             <w:r>
               <w:rPr>
                 <w:rFonts w:ascii="Garamond" w:eastAsia="Garamond" w:hAnsi="Garamond" w:cs="Garamond"/>
                 <w:b/>
-                <w:sz w:val="21"/>
-                <w:szCs w:val="21"/>
+                <w:sz w:val="18"/>
+                <w:szCs w:val="18"/>
               </w:rPr>
               <w:br/>
             </w:r>
@@ -4336,8 +4332,8 @@
               <w:rPr>
                 <w:rFonts w:ascii="Garamond" w:eastAsia="Garamond" w:hAnsi="Garamond" w:cs="Garamond"/>
                 <w:b/>
-                <w:sz w:val="21"/>
-                <w:szCs w:val="21"/>
+                <w:sz w:val="18"/>
+                <w:szCs w:val="18"/>
               </w:rPr>
               <w:br/>
             </w:r>
@@ -4351,8 +4347,8 @@
               <w:ind w:firstLine="0"/>
               <w:rPr>
                 <w:rFonts w:ascii="Garamond" w:eastAsia="Garamond" w:hAnsi="Garamond" w:cs="Garamond"/>
-                <w:sz w:val="21"/>
-                <w:szCs w:val="21"/>
+                <w:sz w:val="18"/>
+                <w:szCs w:val="18"/>
               </w:rPr>
             </w:pPr>
           </w:p>
@@ -4366,8 +4362,8 @@
               <w:jc w:val="center"/>
               <w:rPr>
                 <w:rFonts w:ascii="Garamond" w:eastAsia="Garamond" w:hAnsi="Garamond" w:cs="Garamond"/>
-                <w:sz w:val="21"/>
-                <w:szCs w:val="21"/>
+                <w:sz w:val="18"/>
+                <w:szCs w:val="18"/>
               </w:rPr>
             </w:pPr>
           </w:p>
@@ -4381,15 +4377,15 @@
               <w:jc w:val="center"/>
               <w:rPr>
                 <w:rFonts w:ascii="Garamond" w:eastAsia="Garamond" w:hAnsi="Garamond" w:cs="Garamond"/>
-                <w:sz w:val="21"/>
-                <w:szCs w:val="21"/>
+                <w:sz w:val="18"/>
+                <w:szCs w:val="18"/>
               </w:rPr>
             </w:pPr>
             <w:r>
               <w:rPr>
                 <w:rFonts w:ascii="Garamond" w:eastAsia="Garamond" w:hAnsi="Garamond" w:cs="Garamond"/>
-                <w:sz w:val="21"/>
-                <w:szCs w:val="21"/>
+                <w:sz w:val="18"/>
+                <w:szCs w:val="18"/>
               </w:rPr>
               <w:t>____________________________</w:t>
             </w:r>
@@ -4406,8 +4402,8 @@
                 <w:rFonts w:ascii="Garamond" w:eastAsia="Garamond" w:hAnsi="Garamond" w:cs="Garamond"/>
                 <w:b/>
                 <w:bCs/>
-                <w:sz w:val="21"/>
-                <w:szCs w:val="21"/>
+                <w:sz w:val="18"/>
+                <w:szCs w:val="18"/>
               </w:rPr>
             </w:pPr>
             <w:proofErr w:type="gramStart"/>
@@ -4416,8 +4412,8 @@
                 <w:rFonts w:ascii="Garamond" w:eastAsia="Garamond" w:hAnsi="Garamond" w:cs="Garamond"/>
                 <w:b/>
                 <w:bCs/>
-                <w:sz w:val="21"/>
-                <w:szCs w:val="21"/>
+                <w:sz w:val="18"/>
+                <w:szCs w:val="18"/>
               </w:rPr>
               <w:t xml:space="preserve">{{ </w:t>
             </w:r>
@@ -4427,8 +4423,8 @@
                 <w:rFonts w:ascii="Garamond" w:eastAsia="Garamond" w:hAnsi="Garamond" w:cs="Garamond"/>
                 <w:b/>
                 <w:bCs/>
-                <w:sz w:val="21"/>
-                <w:szCs w:val="21"/>
+                <w:sz w:val="18"/>
+                <w:szCs w:val="18"/>
               </w:rPr>
               <w:t>NOMBRE</w:t>
             </w:r>
@@ -4438,10 +4434,21 @@
                 <w:rFonts w:ascii="Garamond" w:eastAsia="Garamond" w:hAnsi="Garamond" w:cs="Garamond"/>
                 <w:b/>
                 <w:bCs/>
-                <w:sz w:val="21"/>
-                <w:szCs w:val="21"/>
-              </w:rPr>
-              <w:t>_CEDENTE|upper</w:t>
+                <w:sz w:val="18"/>
+                <w:szCs w:val="18"/>
+              </w:rPr>
+              <w:t>_CEDENTE|</w:t>
+            </w:r>
+            <w:proofErr w:type="gramStart"/>
+            <w:r>
+              <w:rPr>
+                <w:rFonts w:ascii="Garamond" w:eastAsia="Garamond" w:hAnsi="Garamond" w:cs="Garamond"/>
+                <w:b/>
+                <w:bCs/>
+                <w:sz w:val="18"/>
+                <w:szCs w:val="18"/>
+              </w:rPr>
+              <w:t>upper</w:t>
             </w:r>
             <w:proofErr w:type="spellEnd"/>
             <w:r>
@@ -4449,10 +4456,21 @@
                 <w:rFonts w:ascii="Garamond" w:eastAsia="Garamond" w:hAnsi="Garamond" w:cs="Garamond"/>
                 <w:b/>
                 <w:bCs/>
-                <w:sz w:val="21"/>
-                <w:szCs w:val="21"/>
-              </w:rPr>
-              <w:t xml:space="preserve"> }} </w:t>
+                <w:sz w:val="18"/>
+                <w:szCs w:val="18"/>
+              </w:rPr>
+              <w:t xml:space="preserve"> }</w:t>
+            </w:r>
+            <w:proofErr w:type="gramEnd"/>
+            <w:r>
+              <w:rPr>
+                <w:rFonts w:ascii="Garamond" w:eastAsia="Garamond" w:hAnsi="Garamond" w:cs="Garamond"/>
+                <w:b/>
+                <w:bCs/>
+                <w:sz w:val="18"/>
+                <w:szCs w:val="18"/>
+              </w:rPr>
+              <w:t xml:space="preserve">} </w:t>
             </w:r>
           </w:p>
           <w:p>
@@ -4465,15 +4483,15 @@
               <w:jc w:val="center"/>
               <w:rPr>
                 <w:rFonts w:ascii="Garamond" w:eastAsia="Garamond" w:hAnsi="Garamond" w:cs="Garamond"/>
-                <w:sz w:val="21"/>
-                <w:szCs w:val="21"/>
+                <w:sz w:val="18"/>
+                <w:szCs w:val="18"/>
               </w:rPr>
             </w:pPr>
             <w:r>
               <w:rPr>
                 <w:rFonts w:ascii="Garamond" w:eastAsia="Garamond" w:hAnsi="Garamond" w:cs="Garamond"/>
-                <w:sz w:val="21"/>
-                <w:szCs w:val="21"/>
+                <w:sz w:val="18"/>
+                <w:szCs w:val="18"/>
               </w:rPr>
               <w:t>Por su propio derecho</w:t>
             </w:r>
@@ -4493,16 +4511,16 @@
               <w:jc w:val="center"/>
               <w:rPr>
                 <w:rFonts w:ascii="Garamond" w:eastAsia="Garamond" w:hAnsi="Garamond" w:cs="Garamond"/>
-                <w:sz w:val="21"/>
-                <w:szCs w:val="21"/>
+                <w:sz w:val="18"/>
+                <w:szCs w:val="18"/>
               </w:rPr>
             </w:pPr>
             <w:r>
               <w:rPr>
                 <w:rFonts w:ascii="Garamond" w:eastAsia="Garamond" w:hAnsi="Garamond" w:cs="Garamond"/>
                 <w:b/>
-                <w:sz w:val="21"/>
-                <w:szCs w:val="21"/>
+                <w:sz w:val="18"/>
+                <w:szCs w:val="18"/>
               </w:rPr>
               <w:t>CESIONARIO</w:t>
             </w:r>
@@ -4510,8 +4528,8 @@
               <w:rPr>
                 <w:rFonts w:ascii="Garamond" w:eastAsia="Garamond" w:hAnsi="Garamond" w:cs="Garamond"/>
                 <w:b/>
-                <w:sz w:val="21"/>
-                <w:szCs w:val="21"/>
+                <w:sz w:val="18"/>
+                <w:szCs w:val="18"/>
               </w:rPr>
               <w:br/>
             </w:r>
@@ -4519,8 +4537,10 @@
             <w:r>
               <w:rPr>
                 <w:rFonts w:ascii="Garamond" w:eastAsia="Garamond" w:hAnsi="Garamond" w:cs="Garamond"/>
-                <w:sz w:val="21"/>
-                <w:szCs w:val="21"/>
+                <w:b/>
+                <w:bCs/>
+                <w:sz w:val="18"/>
+                <w:szCs w:val="18"/>
               </w:rPr>
               <w:t xml:space="preserve">{{ </w:t>
             </w:r>
@@ -4528,8 +4548,10 @@
             <w:r>
               <w:rPr>
                 <w:rFonts w:ascii="Garamond" w:eastAsia="Garamond" w:hAnsi="Garamond" w:cs="Garamond"/>
-                <w:sz w:val="21"/>
-                <w:szCs w:val="21"/>
+                <w:b/>
+                <w:bCs/>
+                <w:sz w:val="18"/>
+                <w:szCs w:val="18"/>
               </w:rPr>
               <w:t>RS</w:t>
             </w:r>
@@ -4537,19 +4559,45 @@
             <w:r>
               <w:rPr>
                 <w:rFonts w:ascii="Garamond" w:eastAsia="Garamond" w:hAnsi="Garamond" w:cs="Garamond"/>
-                <w:sz w:val="21"/>
-                <w:szCs w:val="21"/>
-              </w:rPr>
-              <w:t>_CESIONARIO|upper</w:t>
+                <w:b/>
+                <w:bCs/>
+                <w:sz w:val="18"/>
+                <w:szCs w:val="18"/>
+              </w:rPr>
+              <w:t>_CESIONARIO|</w:t>
+            </w:r>
+            <w:proofErr w:type="gramStart"/>
+            <w:r>
+              <w:rPr>
+                <w:rFonts w:ascii="Garamond" w:eastAsia="Garamond" w:hAnsi="Garamond" w:cs="Garamond"/>
+                <w:b/>
+                <w:bCs/>
+                <w:sz w:val="18"/>
+                <w:szCs w:val="18"/>
+              </w:rPr>
+              <w:t>upper</w:t>
             </w:r>
             <w:proofErr w:type="spellEnd"/>
             <w:r>
               <w:rPr>
                 <w:rFonts w:ascii="Garamond" w:eastAsia="Garamond" w:hAnsi="Garamond" w:cs="Garamond"/>
-                <w:sz w:val="21"/>
-                <w:szCs w:val="21"/>
-              </w:rPr>
-              <w:t xml:space="preserve"> }}</w:t>
+                <w:b/>
+                <w:bCs/>
+                <w:sz w:val="18"/>
+                <w:szCs w:val="18"/>
+              </w:rPr>
+              <w:t xml:space="preserve"> }</w:t>
+            </w:r>
+            <w:proofErr w:type="gramEnd"/>
+            <w:r>
+              <w:rPr>
+                <w:rFonts w:ascii="Garamond" w:eastAsia="Garamond" w:hAnsi="Garamond" w:cs="Garamond"/>
+                <w:b/>
+                <w:bCs/>
+                <w:sz w:val="18"/>
+                <w:szCs w:val="18"/>
+              </w:rPr>
+              <w:t>}</w:t>
             </w:r>
           </w:p>
           <w:p>
@@ -4562,8 +4610,8 @@
               <w:jc w:val="center"/>
               <w:rPr>
                 <w:rFonts w:ascii="Garamond" w:eastAsia="Garamond" w:hAnsi="Garamond" w:cs="Garamond"/>
-                <w:sz w:val="21"/>
-                <w:szCs w:val="21"/>
+                <w:sz w:val="18"/>
+                <w:szCs w:val="18"/>
               </w:rPr>
             </w:pPr>
           </w:p>
@@ -4576,8 +4624,8 @@
               <w:ind w:firstLine="0"/>
               <w:rPr>
                 <w:rFonts w:ascii="Garamond" w:eastAsia="Garamond" w:hAnsi="Garamond" w:cs="Garamond"/>
-                <w:sz w:val="21"/>
-                <w:szCs w:val="21"/>
+                <w:sz w:val="18"/>
+                <w:szCs w:val="18"/>
               </w:rPr>
             </w:pPr>
           </w:p>
@@ -4590,8 +4638,8 @@
               <w:ind w:hanging="2"/>
               <w:rPr>
                 <w:rFonts w:ascii="Garamond" w:eastAsia="Garamond" w:hAnsi="Garamond" w:cs="Garamond"/>
-                <w:sz w:val="21"/>
-                <w:szCs w:val="21"/>
+                <w:sz w:val="18"/>
+                <w:szCs w:val="18"/>
               </w:rPr>
             </w:pPr>
           </w:p>
@@ -4605,15 +4653,15 @@
               <w:jc w:val="center"/>
               <w:rPr>
                 <w:rFonts w:ascii="Garamond" w:eastAsia="Garamond" w:hAnsi="Garamond" w:cs="Garamond"/>
-                <w:sz w:val="21"/>
-                <w:szCs w:val="21"/>
+                <w:sz w:val="18"/>
+                <w:szCs w:val="18"/>
               </w:rPr>
             </w:pPr>
             <w:r>
               <w:rPr>
                 <w:rFonts w:ascii="Garamond" w:eastAsia="Garamond" w:hAnsi="Garamond" w:cs="Garamond"/>
-                <w:sz w:val="21"/>
-                <w:szCs w:val="21"/>
+                <w:sz w:val="18"/>
+                <w:szCs w:val="18"/>
               </w:rPr>
               <w:t>____________________________</w:t>
             </w:r>
@@ -4630,8 +4678,8 @@
                 <w:rFonts w:ascii="Garamond" w:eastAsia="Garamond" w:hAnsi="Garamond" w:cs="Garamond"/>
                 <w:b/>
                 <w:bCs/>
-                <w:sz w:val="21"/>
-                <w:szCs w:val="21"/>
+                <w:sz w:val="18"/>
+                <w:szCs w:val="18"/>
               </w:rPr>
             </w:pPr>
             <w:proofErr w:type="gramStart"/>
@@ -4640,8 +4688,8 @@
                 <w:rFonts w:ascii="Garamond" w:eastAsia="Garamond" w:hAnsi="Garamond" w:cs="Garamond"/>
                 <w:b/>
                 <w:bCs/>
-                <w:sz w:val="21"/>
-                <w:szCs w:val="21"/>
+                <w:sz w:val="18"/>
+                <w:szCs w:val="18"/>
               </w:rPr>
               <w:t xml:space="preserve">{{ </w:t>
             </w:r>
@@ -4651,8 +4699,8 @@
                 <w:rFonts w:ascii="Garamond" w:eastAsia="Garamond" w:hAnsi="Garamond" w:cs="Garamond"/>
                 <w:b/>
                 <w:bCs/>
-                <w:sz w:val="21"/>
-                <w:szCs w:val="21"/>
+                <w:sz w:val="18"/>
+                <w:szCs w:val="18"/>
               </w:rPr>
               <w:t>RL</w:t>
             </w:r>
@@ -4662,10 +4710,21 @@
                 <w:rFonts w:ascii="Garamond" w:eastAsia="Garamond" w:hAnsi="Garamond" w:cs="Garamond"/>
                 <w:b/>
                 <w:bCs/>
-                <w:sz w:val="21"/>
-                <w:szCs w:val="21"/>
-              </w:rPr>
-              <w:t>_CESIONARIO|upper</w:t>
+                <w:sz w:val="18"/>
+                <w:szCs w:val="18"/>
+              </w:rPr>
+              <w:t>_CESIONARIO|</w:t>
+            </w:r>
+            <w:proofErr w:type="gramStart"/>
+            <w:r>
+              <w:rPr>
+                <w:rFonts w:ascii="Garamond" w:eastAsia="Garamond" w:hAnsi="Garamond" w:cs="Garamond"/>
+                <w:b/>
+                <w:bCs/>
+                <w:sz w:val="18"/>
+                <w:szCs w:val="18"/>
+              </w:rPr>
+              <w:t>upper</w:t>
             </w:r>
             <w:proofErr w:type="spellEnd"/>
             <w:r>
@@ -4673,10 +4732,21 @@
                 <w:rFonts w:ascii="Garamond" w:eastAsia="Garamond" w:hAnsi="Garamond" w:cs="Garamond"/>
                 <w:b/>
                 <w:bCs/>
-                <w:sz w:val="21"/>
-                <w:szCs w:val="21"/>
-              </w:rPr>
-              <w:t xml:space="preserve"> }} </w:t>
+                <w:sz w:val="18"/>
+                <w:szCs w:val="18"/>
+              </w:rPr>
+              <w:t xml:space="preserve"> }</w:t>
+            </w:r>
+            <w:proofErr w:type="gramEnd"/>
+            <w:r>
+              <w:rPr>
+                <w:rFonts w:ascii="Garamond" w:eastAsia="Garamond" w:hAnsi="Garamond" w:cs="Garamond"/>
+                <w:b/>
+                <w:bCs/>
+                <w:sz w:val="18"/>
+                <w:szCs w:val="18"/>
+              </w:rPr>
+              <w:t xml:space="preserve">} </w:t>
             </w:r>
           </w:p>
           <w:p>
@@ -4689,15 +4759,15 @@
               <w:jc w:val="center"/>
               <w:rPr>
                 <w:rFonts w:ascii="Garamond" w:eastAsia="Garamond" w:hAnsi="Garamond" w:cs="Garamond"/>
-                <w:sz w:val="21"/>
-                <w:szCs w:val="21"/>
+                <w:sz w:val="18"/>
+                <w:szCs w:val="18"/>
               </w:rPr>
             </w:pPr>
             <w:r>
               <w:rPr>
                 <w:rFonts w:ascii="Garamond" w:eastAsia="Garamond" w:hAnsi="Garamond" w:cs="Garamond"/>
-                <w:sz w:val="21"/>
-                <w:szCs w:val="21"/>
+                <w:sz w:val="18"/>
+                <w:szCs w:val="18"/>
               </w:rPr>
               <w:t>Representante legal</w:t>
             </w:r>
@@ -4709,8 +4779,8 @@
               <w:jc w:val="center"/>
               <w:rPr>
                 <w:rFonts w:ascii="Garamond" w:eastAsia="Garamond" w:hAnsi="Garamond" w:cs="Garamond"/>
-                <w:sz w:val="21"/>
-                <w:szCs w:val="21"/>
+                <w:sz w:val="18"/>
+                <w:szCs w:val="18"/>
               </w:rPr>
             </w:pPr>
           </w:p>
@@ -4731,8 +4801,8 @@
               <w:jc w:val="center"/>
               <w:rPr>
                 <w:rFonts w:ascii="Garamond" w:eastAsia="Garamond" w:hAnsi="Garamond" w:cs="Garamond"/>
-                <w:sz w:val="21"/>
-                <w:szCs w:val="21"/>
+                <w:sz w:val="18"/>
+                <w:szCs w:val="18"/>
               </w:rPr>
             </w:pPr>
           </w:p>
@@ -4751,8 +4821,8 @@
               <w:jc w:val="center"/>
               <w:rPr>
                 <w:rFonts w:ascii="Garamond" w:eastAsia="Garamond" w:hAnsi="Garamond" w:cs="Garamond"/>
-                <w:sz w:val="21"/>
-                <w:szCs w:val="21"/>
+                <w:sz w:val="18"/>
+                <w:szCs w:val="18"/>
               </w:rPr>
             </w:pPr>
           </w:p>
@@ -4774,8 +4844,8 @@
               <w:jc w:val="center"/>
               <w:rPr>
                 <w:rFonts w:ascii="Garamond" w:eastAsia="Garamond" w:hAnsi="Garamond" w:cs="Garamond"/>
-                <w:sz w:val="21"/>
-                <w:szCs w:val="21"/>
+                <w:sz w:val="18"/>
+                <w:szCs w:val="18"/>
                 <w:lang w:val="pt-BR"/>
               </w:rPr>
             </w:pPr>
@@ -4783,8 +4853,8 @@
               <w:rPr>
                 <w:rFonts w:ascii="Garamond" w:eastAsia="Garamond" w:hAnsi="Garamond" w:cs="Garamond"/>
                 <w:b/>
-                <w:sz w:val="21"/>
-                <w:szCs w:val="21"/>
+                <w:sz w:val="18"/>
+                <w:szCs w:val="18"/>
                 <w:lang w:val="pt-BR"/>
               </w:rPr>
               <w:t xml:space="preserve">RAPPI  </w:t>
@@ -4799,8 +4869,8 @@
               <w:ind w:firstLine="0"/>
               <w:rPr>
                 <w:rFonts w:ascii="Garamond" w:eastAsia="Garamond" w:hAnsi="Garamond" w:cs="Garamond"/>
-                <w:sz w:val="21"/>
-                <w:szCs w:val="21"/>
+                <w:sz w:val="18"/>
+                <w:szCs w:val="18"/>
                 <w:lang w:val="pt-BR"/>
               </w:rPr>
             </w:pPr>
@@ -4814,8 +4884,8 @@
               <w:ind w:firstLine="0"/>
               <w:rPr>
                 <w:rFonts w:ascii="Garamond" w:eastAsia="Garamond" w:hAnsi="Garamond" w:cs="Garamond"/>
-                <w:sz w:val="21"/>
-                <w:szCs w:val="21"/>
+                <w:sz w:val="18"/>
+                <w:szCs w:val="18"/>
                 <w:lang w:val="pt-BR"/>
               </w:rPr>
             </w:pPr>
@@ -4829,8 +4899,8 @@
               <w:ind w:firstLine="0"/>
               <w:rPr>
                 <w:rFonts w:ascii="Garamond" w:eastAsia="Garamond" w:hAnsi="Garamond" w:cs="Garamond"/>
-                <w:sz w:val="21"/>
-                <w:szCs w:val="21"/>
+                <w:sz w:val="18"/>
+                <w:szCs w:val="18"/>
                 <w:lang w:val="pt-BR"/>
               </w:rPr>
             </w:pPr>
@@ -4845,16 +4915,16 @@
               <w:jc w:val="center"/>
               <w:rPr>
                 <w:rFonts w:ascii="Garamond" w:eastAsia="Garamond" w:hAnsi="Garamond" w:cs="Garamond"/>
-                <w:sz w:val="21"/>
-                <w:szCs w:val="21"/>
+                <w:sz w:val="18"/>
+                <w:szCs w:val="18"/>
                 <w:lang w:val="pt-BR"/>
               </w:rPr>
             </w:pPr>
             <w:r>
               <w:rPr>
                 <w:rFonts w:ascii="Garamond" w:eastAsia="Garamond" w:hAnsi="Garamond" w:cs="Garamond"/>
-                <w:sz w:val="21"/>
-                <w:szCs w:val="21"/>
+                <w:sz w:val="18"/>
+                <w:szCs w:val="18"/>
                 <w:lang w:val="pt-BR"/>
               </w:rPr>
               <w:t>_______________________________________</w:t>
@@ -4871,8 +4941,8 @@
               <w:rPr>
                 <w:rFonts w:ascii="Garamond" w:eastAsia="Garamond" w:hAnsi="Garamond" w:cs="Garamond"/>
                 <w:b/>
-                <w:sz w:val="21"/>
-                <w:szCs w:val="21"/>
+                <w:sz w:val="18"/>
+                <w:szCs w:val="18"/>
                 <w:lang w:val="pt-BR"/>
               </w:rPr>
             </w:pPr>
@@ -4880,8 +4950,8 @@
               <w:rPr>
                 <w:rFonts w:ascii="Garamond" w:eastAsia="Garamond" w:hAnsi="Garamond" w:cs="Garamond"/>
                 <w:b/>
-                <w:sz w:val="21"/>
-                <w:szCs w:val="21"/>
+                <w:sz w:val="18"/>
+                <w:szCs w:val="18"/>
                 <w:lang w:val="pt-BR"/>
               </w:rPr>
               <w:t>IVÁN CADAVID SILVA</w:t>
@@ -4897,16 +4967,16 @@
               <w:jc w:val="center"/>
               <w:rPr>
                 <w:rFonts w:ascii="Garamond" w:eastAsia="Garamond" w:hAnsi="Garamond" w:cs="Garamond"/>
-                <w:sz w:val="21"/>
-                <w:szCs w:val="21"/>
+                <w:sz w:val="18"/>
+                <w:szCs w:val="18"/>
                 <w:lang w:val="pt-BR"/>
               </w:rPr>
             </w:pPr>
             <w:r>
               <w:rPr>
                 <w:rFonts w:ascii="Garamond" w:eastAsia="Garamond" w:hAnsi="Garamond" w:cs="Garamond"/>
-                <w:sz w:val="21"/>
-                <w:szCs w:val="21"/>
+                <w:sz w:val="18"/>
+                <w:szCs w:val="18"/>
                 <w:lang w:val="pt-BR"/>
               </w:rPr>
               <w:t>Representante legal</w:t>
@@ -4938,7 +5008,7 @@
 </file>
 
 <file path=word/numbering.xml><?xml version="1.0" encoding="utf-8"?>
-<w:numbering xmlns:wpc="http://schemas.microsoft.com/office/word/2010/wordprocessingCanvas" xmlns:cx="http://schemas.microsoft.com/office/drawing/2014/chartex" xmlns:cx1="http://schemas.microsoft.com/office/drawing/2015/9/8/chartex" xmlns:cx2="http://schemas.microsoft.com/office/drawing/2015/10/21/chartex" xmlns:cx3="http://schemas.microsoft.com/office/drawing/2016/5/9/chartex" xmlns:cx4="http://schemas.microsoft.com/office/drawing/2016/5/10/chartex" xmlns:cx5="http://schemas.microsoft.com/office/drawing/2016/5/11/chartex" xmlns:cx6="http://schemas.microsoft.com/office/drawing/2016/5/12/chartex" xmlns:cx7="http://schemas.microsoft.com/office/drawing/2016/5/13/chartex" xmlns:cx8="http://schemas.microsoft.com/office/drawing/2016/5/14/chartex" xmlns:mc="http://schemas.openxmlformats.org/markup-compatibility/2006" xmlns:aink="http://schemas.microsoft.com/office/drawing/2016/ink" xmlns:am3d="http://schemas.microsoft.com/office/drawing/2017/model3d" xmlns:o="urn:schemas-microsoft-com:office:office" xmlns:oel="http://schemas.microsoft.com/office/2019/extlst" xmlns:r="http://schemas.openxmlformats.org/officeDocument/2006/relationships" xmlns:m="http://schemas.openxmlformats.org/officeDocument/2006/math" xmlns:v="urn:schemas-microsoft-com:vml" xmlns:wp14="http://schemas.microsoft.com/office/word/2010/wordprocessingDrawing" xmlns:wp="http://schemas.openxmlformats.org/drawingml/2006/wordprocessingDrawing" xmlns:w10="urn:schemas-microsoft-com:office:word" xmlns:w="http://schemas.openxmlformats.org/wordprocessingml/2006/main" xmlns:w14="http://schemas.microsoft.com/office/word/2010/wordml" xmlns:w15="http://schemas.microsoft.com/office/word/2012/wordml" xmlns:w16cex="http://schemas.microsoft.com/office/word/2018/wordml/cex" xmlns:w16cid="http://schemas.microsoft.com/office/word/2016/wordml/cid" xmlns:w16="http://schemas.microsoft.com/office/word/2018/wordml" xmlns:w16sdtdh="http://schemas.microsoft.com/office/word/2020/wordml/sdtdatahash" xmlns:w16se="http://schemas.microsoft.com/office/word/2015/wordml/symex" xmlns:wpg="http://schemas.microsoft.com/office/word/2010/wordprocessingGroup" xmlns:wpi="http://schemas.microsoft.com/office/word/2010/wordprocessingInk" xmlns:wne="http://schemas.microsoft.com/office/word/2006/wordml" xmlns:wps="http://schemas.microsoft.com/office/word/2010/wordprocessingShape" mc:Ignorable="w14 w15 w16se w16cid w16 w16cex w16sdtdh wp14">
+<w:numbering xmlns:wpc="http://schemas.microsoft.com/office/word/2010/wordprocessingCanvas" xmlns:cx="http://schemas.microsoft.com/office/drawing/2014/chartex" xmlns:cx1="http://schemas.microsoft.com/office/drawing/2015/9/8/chartex" xmlns:cx2="http://schemas.microsoft.com/office/drawing/2015/10/21/chartex" xmlns:cx3="http://schemas.microsoft.com/office/drawing/2016/5/9/chartex" xmlns:cx4="http://schemas.microsoft.com/office/drawing/2016/5/10/chartex" xmlns:cx5="http://schemas.microsoft.com/office/drawing/2016/5/11/chartex" xmlns:cx6="http://schemas.microsoft.com/office/drawing/2016/5/12/chartex" xmlns:cx7="http://schemas.microsoft.com/office/drawing/2016/5/13/chartex" xmlns:cx8="http://schemas.microsoft.com/office/drawing/2016/5/14/chartex" xmlns:mc="http://schemas.openxmlformats.org/markup-compatibility/2006" xmlns:aink="http://schemas.microsoft.com/office/drawing/2016/ink" xmlns:am3d="http://schemas.microsoft.com/office/drawing/2017/model3d" xmlns:o="urn:schemas-microsoft-com:office:office" xmlns:oel="http://schemas.microsoft.com/office/2019/extlst" xmlns:r="http://schemas.openxmlformats.org/officeDocument/2006/relationships" xmlns:m="http://schemas.openxmlformats.org/officeDocument/2006/math" xmlns:v="urn:schemas-microsoft-com:vml" xmlns:wp14="http://schemas.microsoft.com/office/word/2010/wordprocessingDrawing" xmlns:wp="http://schemas.openxmlformats.org/drawingml/2006/wordprocessingDrawing" xmlns:w10="urn:schemas-microsoft-com:office:word" xmlns:w="http://schemas.openxmlformats.org/wordprocessingml/2006/main" xmlns:w14="http://schemas.microsoft.com/office/word/2010/wordml" xmlns:w15="http://schemas.microsoft.com/office/word/2012/wordml" xmlns:w16cex="http://schemas.microsoft.com/office/word/2018/wordml/cex" xmlns:w16cid="http://schemas.microsoft.com/office/word/2016/wordml/cid" xmlns:w16="http://schemas.microsoft.com/office/word/2018/wordml" xmlns:w16du="http://schemas.microsoft.com/office/word/2023/wordml/word16du" xmlns:w16sdtdh="http://schemas.microsoft.com/office/word/2020/wordml/sdtdatahash" xmlns:w16sdtfl="http://schemas.microsoft.com/office/word/2024/wordml/sdtformatlock" xmlns:w16se="http://schemas.microsoft.com/office/word/2015/wordml/symex" xmlns:wpg="http://schemas.microsoft.com/office/word/2010/wordprocessingGroup" xmlns:wpi="http://schemas.microsoft.com/office/word/2010/wordprocessingInk" xmlns:wne="http://schemas.microsoft.com/office/word/2006/wordml" xmlns:wps="http://schemas.microsoft.com/office/word/2010/wordprocessingShape" mc:Ignorable="w14 w15 w16se w16cid w16 w16cex w16sdtdh w16sdtfl w16du wp14">
   <w:abstractNum w:abstractNumId="0" w15:restartNumberingAfterBreak="0">
     <w:nsid w:val="0360188D"/>
     <w:multiLevelType w:val="multilevel"/>
@@ -5707,6 +5777,119 @@
     </w:lvl>
   </w:abstractNum>
   <w:abstractNum w:abstractNumId="7" w15:restartNumberingAfterBreak="0">
+    <w:nsid w:val="5522497D"/>
+    <w:multiLevelType w:val="multilevel"/>
+    <w:tmpl w:val="F14C9B90"/>
+    <w:lvl w:ilvl="0">
+      <w:start w:val="1"/>
+      <w:numFmt w:val="upperLetter"/>
+      <w:lvlText w:val="%1."/>
+      <w:lvlJc w:val="left"/>
+      <w:pPr>
+        <w:ind w:left="720" w:hanging="360"/>
+      </w:pPr>
+      <w:rPr>
+        <w:u w:val="none"/>
+      </w:rPr>
+    </w:lvl>
+    <w:lvl w:ilvl="1">
+      <w:start w:val="1"/>
+      <w:numFmt w:val="lowerLetter"/>
+      <w:lvlText w:val="%2."/>
+      <w:lvlJc w:val="left"/>
+      <w:pPr>
+        <w:ind w:left="1440" w:hanging="360"/>
+      </w:pPr>
+      <w:rPr>
+        <w:u w:val="none"/>
+      </w:rPr>
+    </w:lvl>
+    <w:lvl w:ilvl="2">
+      <w:start w:val="1"/>
+      <w:numFmt w:val="lowerRoman"/>
+      <w:lvlText w:val="%3."/>
+      <w:lvlJc w:val="right"/>
+      <w:pPr>
+        <w:ind w:left="2160" w:hanging="360"/>
+      </w:pPr>
+      <w:rPr>
+        <w:u w:val="none"/>
+      </w:rPr>
+    </w:lvl>
+    <w:lvl w:ilvl="3">
+      <w:start w:val="1"/>
+      <w:numFmt w:val="decimal"/>
+      <w:lvlText w:val="%4."/>
+      <w:lvlJc w:val="left"/>
+      <w:pPr>
+        <w:ind w:left="2880" w:hanging="360"/>
+      </w:pPr>
+      <w:rPr>
+        <w:u w:val="none"/>
+      </w:rPr>
+    </w:lvl>
+    <w:lvl w:ilvl="4">
+      <w:start w:val="1"/>
+      <w:numFmt w:val="lowerLetter"/>
+      <w:lvlText w:val="%5."/>
+      <w:lvlJc w:val="left"/>
+      <w:pPr>
+        <w:ind w:left="3600" w:hanging="360"/>
+      </w:pPr>
+      <w:rPr>
+        <w:u w:val="none"/>
+      </w:rPr>
+    </w:lvl>
+    <w:lvl w:ilvl="5">
+      <w:start w:val="1"/>
+      <w:numFmt w:val="lowerRoman"/>
+      <w:lvlText w:val="%6."/>
+      <w:lvlJc w:val="right"/>
+      <w:pPr>
+        <w:ind w:left="4320" w:hanging="360"/>
+      </w:pPr>
+      <w:rPr>
+        <w:u w:val="none"/>
+      </w:rPr>
+    </w:lvl>
+    <w:lvl w:ilvl="6">
+      <w:start w:val="1"/>
+      <w:numFmt w:val="decimal"/>
+      <w:lvlText w:val="%7."/>
+      <w:lvlJc w:val="left"/>
+      <w:pPr>
+        <w:ind w:left="5040" w:hanging="360"/>
+      </w:pPr>
+      <w:rPr>
+        <w:u w:val="none"/>
+      </w:rPr>
+    </w:lvl>
+    <w:lvl w:ilvl="7">
+      <w:start w:val="1"/>
+      <w:numFmt w:val="lowerLetter"/>
+      <w:lvlText w:val="%8."/>
+      <w:lvlJc w:val="left"/>
+      <w:pPr>
+        <w:ind w:left="5760" w:hanging="360"/>
+      </w:pPr>
+      <w:rPr>
+        <w:u w:val="none"/>
+      </w:rPr>
+    </w:lvl>
+    <w:lvl w:ilvl="8">
+      <w:start w:val="1"/>
+      <w:numFmt w:val="lowerRoman"/>
+      <w:lvlText w:val="%9."/>
+      <w:lvlJc w:val="right"/>
+      <w:pPr>
+        <w:ind w:left="6480" w:hanging="360"/>
+      </w:pPr>
+      <w:rPr>
+        <w:u w:val="none"/>
+      </w:rPr>
+    </w:lvl>
+  </w:abstractNum>
+  <w:abstractNum w:abstractNumId="8" w15:restartNumberingAfterBreak="0">
     <w:nsid w:val="705A6E96"/>
     <w:multiLevelType w:val="multilevel"/>
     <w:tmpl w:val="857C76F0"/>
@@ -5819,7 +6002,7 @@
       </w:rPr>
     </w:lvl>
   </w:abstractNum>
-  <w:abstractNum w:abstractNumId="8" w15:restartNumberingAfterBreak="0">
+  <w:abstractNum w:abstractNumId="9" w15:restartNumberingAfterBreak="0">
     <w:nsid w:val="70844114"/>
     <w:multiLevelType w:val="multilevel"/>
     <w:tmpl w:val="D7D82CBC"/>
@@ -5948,10 +6131,10 @@
     <w:abstractNumId w:val="2"/>
   </w:num>
   <w:num w:numId="3" w16cid:durableId="736391808">
-    <w:abstractNumId w:val="7"/>
+    <w:abstractNumId w:val="8"/>
   </w:num>
   <w:num w:numId="4" w16cid:durableId="1748649367">
-    <w:abstractNumId w:val="8"/>
+    <w:abstractNumId w:val="9"/>
   </w:num>
   <w:num w:numId="5" w16cid:durableId="1286540634">
     <w:abstractNumId w:val="4"/>
@@ -5968,11 +6151,14 @@
   <w:num w:numId="9" w16cid:durableId="271936088">
     <w:abstractNumId w:val="6"/>
   </w:num>
+  <w:num w:numId="10" w16cid:durableId="512577251">
+    <w:abstractNumId w:val="7"/>
+  </w:num>
 </w:numbering>
 </file>
 
 <file path=word/styles.xml><?xml version="1.0" encoding="utf-8"?>
-<w:styles xmlns:mc="http://schemas.openxmlformats.org/markup-compatibility/2006" xmlns:r="http://schemas.openxmlformats.org/officeDocument/2006/relationships" xmlns:w="http://schemas.openxmlformats.org/wordprocessingml/2006/main" xmlns:w14="http://schemas.microsoft.com/office/word/2010/wordml" xmlns:w15="http://schemas.microsoft.com/office/word/2012/wordml" xmlns:w16cex="http://schemas.microsoft.com/office/word/2018/wordml/cex" xmlns:w16cid="http://schemas.microsoft.com/office/word/2016/wordml/cid" xmlns:w16="http://schemas.microsoft.com/office/word/2018/wordml" xmlns:w16sdtdh="http://schemas.microsoft.com/office/word/2020/wordml/sdtdatahash" xmlns:w16se="http://schemas.microsoft.com/office/word/2015/wordml/symex" mc:Ignorable="w14 w15 w16se w16cid w16 w16cex w16sdtdh">
+<w:styles xmlns:mc="http://schemas.openxmlformats.org/markup-compatibility/2006" xmlns:r="http://schemas.openxmlformats.org/officeDocument/2006/relationships" xmlns:w="http://schemas.openxmlformats.org/wordprocessingml/2006/main" xmlns:w14="http://schemas.microsoft.com/office/word/2010/wordml" xmlns:w15="http://schemas.microsoft.com/office/word/2012/wordml" xmlns:w16cex="http://schemas.microsoft.com/office/word/2018/wordml/cex" xmlns:w16cid="http://schemas.microsoft.com/office/word/2016/wordml/cid" xmlns:w16="http://schemas.microsoft.com/office/word/2018/wordml" xmlns:w16du="http://schemas.microsoft.com/office/word/2023/wordml/word16du" xmlns:w16sdtdh="http://schemas.microsoft.com/office/word/2020/wordml/sdtdatahash" xmlns:w16sdtfl="http://schemas.microsoft.com/office/word/2024/wordml/sdtformatlock" xmlns:w16se="http://schemas.microsoft.com/office/word/2015/wordml/symex" mc:Ignorable="w14 w15 w16se w16cid w16 w16cex w16sdtdh w16sdtfl w16du">
   <w:docDefaults>
     <w:rPrDefault>
       <w:rPr>
